--- a/exports/SecureProfitHub-Dashboard-Menu-Guide-ID.docx
+++ b/exports/SecureProfitHub-Dashboard-Menu-Guide-ID.docx
@@ -59,7 +59,7 @@
           <w:sz w:val="22"/>
           <w:szCs w:val="22"/>
         </w:rPr>
-        <w:t xml:space="preserve">Versi 1.0</w:t>
+        <w:t xml:space="preserve">Versi 1.1</w:t>
       </w:r>
     </w:p>
     <w:p>
@@ -72,7 +72,7 @@
           <w:sz w:val="22"/>
           <w:szCs w:val="22"/>
         </w:rPr>
-        <w:t xml:space="preserve">07 Juni 2026</w:t>
+        <w:t xml:space="preserve">08 Juni 2026</w:t>
       </w:r>
     </w:p>
     <w:p>
@@ -5287,6 +5287,372 @@
     </w:p>
     <w:p>
       <w:pPr>
+        <w:pStyle w:val="Heading1"/>
+        <w:spacing w:after="160" w:before="360"/>
+      </w:pPr>
+      <w:r>
+        <w:rPr>
+          <w:rFonts w:ascii="Calibri" w:cs="Calibri" w:eastAsia="Calibri" w:hAnsi="Calibri"/>
+          <w:b/>
+          <w:bCs/>
+          <w:color w:val="0F766E"/>
+          <w:sz w:val="36"/>
+          <w:szCs w:val="36"/>
+        </w:rPr>
+        <w:t xml:space="preserve">4. Catatan: Jenis Project &amp; Status</w:t>
+      </w:r>
+    </w:p>
+    <w:p>
+      <w:pPr>
+        <w:spacing w:after="100"/>
+      </w:pPr>
+      <w:r>
+        <w:rPr>
+          <w:rFonts w:ascii="Calibri" w:cs="Calibri" w:eastAsia="Calibri" w:hAnsi="Calibri"/>
+          <w:sz w:val="22"/>
+          <w:szCs w:val="22"/>
+        </w:rPr>
+        <w:t xml:space="preserve">Bagian ini melengkapi panduan menu dengan dua hal yang memengaruhi tampilan di dalam detail proyek: jenis project non-klien (internal) dan status PAUSE.</w:t>
+      </w:r>
+    </w:p>
+    <w:p>
+      <w:pPr>
+        <w:pStyle w:val="Heading2"/>
+        <w:spacing w:after="120" w:before="280"/>
+      </w:pPr>
+      <w:r>
+        <w:rPr>
+          <w:rFonts w:ascii="Calibri" w:cs="Calibri" w:eastAsia="Calibri" w:hAnsi="Calibri"/>
+          <w:b/>
+          <w:bCs/>
+          <w:color w:val="0F766E"/>
+          <w:sz w:val="28"/>
+          <w:szCs w:val="28"/>
+        </w:rPr>
+        <w:t xml:space="preserve">4.1 Project non-klien (internal)</w:t>
+      </w:r>
+    </w:p>
+    <w:p>
+      <w:pPr>
+        <w:spacing w:after="100"/>
+      </w:pPr>
+      <w:r>
+        <w:rPr>
+          <w:rFonts w:ascii="Calibri" w:cs="Calibri" w:eastAsia="Calibri" w:hAnsi="Calibri"/>
+          <w:sz w:val="22"/>
+          <w:szCs w:val="22"/>
+        </w:rPr>
+        <w:t xml:space="preserve">Selain project untuk klien, ada jenis project non-komersial yang tidak menagih ke klien: INTERNAL, PRESALES, dan TRAINING. Project ini tetap perlu dipantau effort (mandays) dan biayanya walaupun tidak menghasilkan pendapatan. Alur statusnya sama (DRAFT → OBSERVATION → ACTIVE → COMPLETE → CLOSED); yang berbeda hanya syarat penagihan dan BAST yang dilewati.</w:t>
+      </w:r>
+    </w:p>
+    <w:p>
+      <w:pPr>
+        <w:pStyle w:val="Heading3"/>
+        <w:spacing w:after="80" w:before="200"/>
+      </w:pPr>
+      <w:r>
+        <w:rPr>
+          <w:rFonts w:ascii="Calibri" w:cs="Calibri" w:eastAsia="Calibri" w:hAnsi="Calibri"/>
+          <w:b/>
+          <w:bCs/>
+          <w:sz w:val="24"/>
+          <w:szCs w:val="24"/>
+        </w:rPr>
+        <w:t xml:space="preserve">Jenis project non-klien</w:t>
+      </w:r>
+    </w:p>
+    <w:p>
+      <w:pPr>
+        <w:pStyle w:val="ListParagraph"/>
+        <w:numPr>
+          <w:ilvl w:val="0"/>
+          <w:numId w:val="1"/>
+        </w:numPr>
+        <w:spacing w:after="60"/>
+      </w:pPr>
+      <w:r>
+        <w:rPr>
+          <w:rFonts w:ascii="Calibri" w:cs="Calibri" w:eastAsia="Calibri" w:hAnsi="Calibri"/>
+          <w:b/>
+          <w:bCs/>
+          <w:sz w:val="22"/>
+          <w:szCs w:val="22"/>
+        </w:rPr>
+        <w:t xml:space="preserve">INTERNAL — </w:t>
+      </w:r>
+      <w:r>
+        <w:rPr>
+          <w:rFonts w:ascii="Calibri" w:cs="Calibri" w:eastAsia="Calibri" w:hAnsi="Calibri"/>
+          <w:sz w:val="22"/>
+          <w:szCs w:val="22"/>
+        </w:rPr>
+        <w:t xml:space="preserve">pekerjaan internal perusahaan, mis. pengembangan tools/produk internal, riset, atau kegiatan operasional tim.</w:t>
+      </w:r>
+    </w:p>
+    <w:p>
+      <w:pPr>
+        <w:pStyle w:val="ListParagraph"/>
+        <w:numPr>
+          <w:ilvl w:val="0"/>
+          <w:numId w:val="1"/>
+        </w:numPr>
+        <w:spacing w:after="60"/>
+      </w:pPr>
+      <w:r>
+        <w:rPr>
+          <w:rFonts w:ascii="Calibri" w:cs="Calibri" w:eastAsia="Calibri" w:hAnsi="Calibri"/>
+          <w:b/>
+          <w:bCs/>
+          <w:sz w:val="22"/>
+          <w:szCs w:val="22"/>
+        </w:rPr>
+        <w:t xml:space="preserve">PRESALES — </w:t>
+      </w:r>
+      <w:r>
+        <w:rPr>
+          <w:rFonts w:ascii="Calibri" w:cs="Calibri" w:eastAsia="Calibri" w:hAnsi="Calibri"/>
+          <w:sz w:val="22"/>
+          <w:szCs w:val="22"/>
+        </w:rPr>
+        <w:t xml:space="preserve">aktivitas sebelum kontrak, mis. penyusunan proposal, Proof of Concept (PoC), atau demo untuk calon klien.</w:t>
+      </w:r>
+    </w:p>
+    <w:p>
+      <w:pPr>
+        <w:pStyle w:val="ListParagraph"/>
+        <w:numPr>
+          <w:ilvl w:val="0"/>
+          <w:numId w:val="1"/>
+        </w:numPr>
+        <w:spacing w:after="60"/>
+      </w:pPr>
+      <w:r>
+        <w:rPr>
+          <w:rFonts w:ascii="Calibri" w:cs="Calibri" w:eastAsia="Calibri" w:hAnsi="Calibri"/>
+          <w:b/>
+          <w:bCs/>
+          <w:sz w:val="22"/>
+          <w:szCs w:val="22"/>
+        </w:rPr>
+        <w:t xml:space="preserve">TRAINING — </w:t>
+      </w:r>
+      <w:r>
+        <w:rPr>
+          <w:rFonts w:ascii="Calibri" w:cs="Calibri" w:eastAsia="Calibri" w:hAnsi="Calibri"/>
+          <w:sz w:val="22"/>
+          <w:szCs w:val="22"/>
+        </w:rPr>
+        <w:t xml:space="preserve">kegiatan pelatihan atau sertifikasi internal tim.</w:t>
+      </w:r>
+    </w:p>
+    <w:p>
+      <w:pPr>
+        <w:pStyle w:val="Heading3"/>
+        <w:spacing w:after="80" w:before="200"/>
+      </w:pPr>
+      <w:r>
+        <w:rPr>
+          <w:rFonts w:ascii="Calibri" w:cs="Calibri" w:eastAsia="Calibri" w:hAnsi="Calibri"/>
+          <w:b/>
+          <w:bCs/>
+          <w:sz w:val="24"/>
+          <w:szCs w:val="24"/>
+        </w:rPr>
+        <w:t xml:space="preserve">Cara membuat</w:t>
+      </w:r>
+    </w:p>
+    <w:p>
+      <w:pPr>
+        <w:pStyle w:val="ListParagraph"/>
+        <w:numPr>
+          <w:ilvl w:val="0"/>
+          <w:numId w:val="1"/>
+        </w:numPr>
+        <w:spacing w:after="60"/>
+      </w:pPr>
+      <w:r>
+        <w:rPr>
+          <w:rFonts w:ascii="Calibri" w:cs="Calibri" w:eastAsia="Calibri" w:hAnsi="Calibri"/>
+          <w:sz w:val="22"/>
+          <w:szCs w:val="22"/>
+        </w:rPr>
+        <w:t xml:space="preserve">Hanya Management (atau Super Admin) yang dapat menetapkan project sebagai non-klien. Pada Projects &gt; New Project, pilih client khusus bernama "Internal" — jenis project otomatis menjadi Internal dan kolom nilai berubah menjadi Internal Budget.</w:t>
+      </w:r>
+    </w:p>
+    <w:p>
+      <w:pPr>
+        <w:pStyle w:val="ListParagraph"/>
+        <w:numPr>
+          <w:ilvl w:val="0"/>
+          <w:numId w:val="1"/>
+        </w:numPr>
+        <w:spacing w:after="60"/>
+      </w:pPr>
+      <w:r>
+        <w:rPr>
+          <w:rFonts w:ascii="Calibri" w:cs="Calibri" w:eastAsia="Calibri" w:hAnsi="Calibri"/>
+          <w:sz w:val="22"/>
+          <w:szCs w:val="22"/>
+        </w:rPr>
+        <w:t xml:space="preserve">Client tetap dipilih (yaitu client "Internal"); dokumen komersial seperti SPK, kontrak, dan PPN tidak digunakan. Biaya internal tetap dihitung dari Estimated Cost serta Timesheet dan Expense yang sudah APPROVED.</w:t>
+      </w:r>
+    </w:p>
+    <w:p>
+      <w:pPr>
+        <w:pStyle w:val="Heading3"/>
+        <w:spacing w:after="80" w:before="200"/>
+      </w:pPr>
+      <w:r>
+        <w:rPr>
+          <w:rFonts w:ascii="Calibri" w:cs="Calibri" w:eastAsia="Calibri" w:hAnsi="Calibri"/>
+          <w:b/>
+          <w:bCs/>
+          <w:sz w:val="24"/>
+          <w:szCs w:val="24"/>
+        </w:rPr>
+        <w:t xml:space="preserve">Yang berbeda di tampilan</w:t>
+      </w:r>
+    </w:p>
+    <w:p>
+      <w:pPr>
+        <w:pStyle w:val="ListParagraph"/>
+        <w:numPr>
+          <w:ilvl w:val="0"/>
+          <w:numId w:val="1"/>
+        </w:numPr>
+        <w:spacing w:after="60"/>
+      </w:pPr>
+      <w:r>
+        <w:rPr>
+          <w:rFonts w:ascii="Calibri" w:cs="Calibri" w:eastAsia="Calibri" w:hAnsi="Calibri"/>
+          <w:sz w:val="22"/>
+          <w:szCs w:val="22"/>
+        </w:rPr>
+        <w:t xml:space="preserve">Tab Billing dan Report disembunyikan untuk project non-klien karena tidak ada penagihan ke klien.</w:t>
+      </w:r>
+    </w:p>
+    <w:p>
+      <w:pPr>
+        <w:pStyle w:val="ListParagraph"/>
+        <w:numPr>
+          <w:ilvl w:val="0"/>
+          <w:numId w:val="1"/>
+        </w:numPr>
+        <w:spacing w:after="60"/>
+      </w:pPr>
+      <w:r>
+        <w:rPr>
+          <w:rFonts w:ascii="Calibri" w:cs="Calibri" w:eastAsia="Calibri" w:hAnsi="Calibri"/>
+          <w:sz w:val="22"/>
+          <w:szCs w:val="22"/>
+        </w:rPr>
+        <w:t xml:space="preserve">Tab Financials tetap tampil, tetapi berubah menjadi pemantauan biaya internal: Budget (Estimated Cost), Actual Cost, Accrued Cost, Remaining Budget, Burn Rate, dan Forecasted Final Cost — tanpa angka pendapatan, profit, atau margin.</w:t>
+      </w:r>
+    </w:p>
+    <w:p>
+      <w:pPr>
+        <w:pStyle w:val="ListParagraph"/>
+        <w:numPr>
+          <w:ilvl w:val="0"/>
+          <w:numId w:val="1"/>
+        </w:numPr>
+        <w:spacing w:after="60"/>
+      </w:pPr>
+      <w:r>
+        <w:rPr>
+          <w:rFonts w:ascii="Calibri" w:cs="Calibri" w:eastAsia="Calibri" w:hAnsi="Calibri"/>
+          <w:sz w:val="22"/>
+          <w:szCs w:val="22"/>
+        </w:rPr>
+        <w:t xml:space="preserve">Saat ACTIVE syarat Contract Value &gt; 0 dan total Billing Milestone 100% dilewati; saat COMPLETE tidak perlu menutup Billing Milestone PLANNED dan tidak perlu dokumen BAST.</w:t>
+      </w:r>
+    </w:p>
+    <w:p>
+      <w:pPr>
+        <w:pStyle w:val="Heading2"/>
+        <w:spacing w:after="120" w:before="280"/>
+      </w:pPr>
+      <w:r>
+        <w:rPr>
+          <w:rFonts w:ascii="Calibri" w:cs="Calibri" w:eastAsia="Calibri" w:hAnsi="Calibri"/>
+          <w:b/>
+          <w:bCs/>
+          <w:color w:val="0F766E"/>
+          <w:sz w:val="28"/>
+          <w:szCs w:val="28"/>
+        </w:rPr>
+        <w:t xml:space="preserve">4.2 Status PAUSE (jeda sementara)</w:t>
+      </w:r>
+    </w:p>
+    <w:p>
+      <w:pPr>
+        <w:spacing w:after="100"/>
+      </w:pPr>
+      <w:r>
+        <w:rPr>
+          <w:rFonts w:ascii="Calibri" w:cs="Calibri" w:eastAsia="Calibri" w:hAnsi="Calibri"/>
+          <w:sz w:val="22"/>
+          <w:szCs w:val="22"/>
+        </w:rPr>
+        <w:t xml:space="preserve">PAUSE dipakai bila project dihentikan sementara — misalnya menunggu konfirmasi klien, dokumen, atau pembayaran — tanpa membatalkannya. Setelah hambatan selesai, project dilanjutkan kembali ke ACTIVE.</w:t>
+      </w:r>
+    </w:p>
+    <w:p>
+      <w:pPr>
+        <w:pStyle w:val="ListParagraph"/>
+        <w:numPr>
+          <w:ilvl w:val="0"/>
+          <w:numId w:val="1"/>
+        </w:numPr>
+        <w:spacing w:after="60"/>
+      </w:pPr>
+      <w:r>
+        <w:rPr>
+          <w:rFonts w:ascii="Calibri" w:cs="Calibri" w:eastAsia="Calibri" w:hAnsi="Calibri"/>
+          <w:sz w:val="22"/>
+          <w:szCs w:val="22"/>
+        </w:rPr>
+        <w:t xml:space="preserve">Selama PAUSE, idealnya tidak ada jam kerja atau biaya baru yang dicatat sampai project dilanjutkan.</w:t>
+      </w:r>
+    </w:p>
+    <w:p>
+      <w:pPr>
+        <w:pStyle w:val="ListParagraph"/>
+        <w:numPr>
+          <w:ilvl w:val="0"/>
+          <w:numId w:val="1"/>
+        </w:numPr>
+        <w:spacing w:after="60"/>
+      </w:pPr>
+      <w:r>
+        <w:rPr>
+          <w:rFonts w:ascii="Calibri" w:cs="Calibri" w:eastAsia="Calibri" w:hAnsi="Calibri"/>
+          <w:sz w:val="22"/>
+          <w:szCs w:val="22"/>
+        </w:rPr>
+        <w:t xml:space="preserve">PAUSE bersifat sementara dan berbeda dari COMPLETE atau CLOSED; seluruh data project tetap utuh.</w:t>
+      </w:r>
+    </w:p>
+    <w:p>
+      <w:pPr>
+        <w:pStyle w:val="ListParagraph"/>
+        <w:numPr>
+          <w:ilvl w:val="0"/>
+          <w:numId w:val="1"/>
+        </w:numPr>
+        <w:spacing w:after="60"/>
+      </w:pPr>
+      <w:r>
+        <w:rPr>
+          <w:rFonts w:ascii="Calibri" w:cs="Calibri" w:eastAsia="Calibri" w:hAnsi="Calibri"/>
+          <w:sz w:val="22"/>
+          <w:szCs w:val="22"/>
+        </w:rPr>
+        <w:t xml:space="preserve">Halaman project menampilkan banner penjelasan selama status PAUSE agar tim memahami situasinya.</w:t>
+      </w:r>
+    </w:p>
+    <w:p>
+      <w:pPr>
         <w:sectPr>
           <w:pgSz w:w="11906" w:h="16838" w:orient="portrait"/>
           <w:pgMar w:top="1440" w:right="1440" w:bottom="1440" w:left="1440" w:header="708" w:footer="708" w:gutter="0"/>
@@ -5309,7 +5675,7 @@
           <w:sz w:val="36"/>
           <w:szCs w:val="36"/>
         </w:rPr>
-        <w:t xml:space="preserve">4. Tabel Matriks: Menu vs Role</w:t>
+        <w:t xml:space="preserve">5. Tabel Matriks: Menu vs Role</w:t>
       </w:r>
     </w:p>
     <w:p>

--- a/exports/SecureProfitHub-Dashboard-Menu-Guide-ID.docx
+++ b/exports/SecureProfitHub-Dashboard-Menu-Guide-ID.docx
@@ -59,7 +59,7 @@
           <w:sz w:val="22"/>
           <w:szCs w:val="22"/>
         </w:rPr>
-        <w:t xml:space="preserve">Versi 1.1</w:t>
+        <w:t xml:space="preserve">Versi 1.2</w:t>
       </w:r>
     </w:p>
     <w:p>
@@ -2512,7 +2512,7 @@
                 <w:sz w:val="20"/>
                 <w:szCs w:val="20"/>
               </w:rPr>
-              <w:t xml:space="preserve">Daftar task yang ditugaskan kepada Anda beserta statusnya.</w:t>
+              <w:t xml:space="preserve">Daftar task yang ditugaskan kepada Anda beserta statusnya. PM yang ikut menjadi resource &amp; ditugaskan task juga melihat menu ini.</w:t>
             </w:r>
           </w:p>
         </w:tc>
@@ -2534,7 +2534,7 @@
                 <w:sz w:val="20"/>
                 <w:szCs w:val="20"/>
               </w:rPr>
-              <w:t xml:space="preserve">Sales, Konsultan &amp; Technical Writer, Admin Project, Principal (3 jenis)</w:t>
+              <w:t xml:space="preserve">Project Manager, Sales, Konsultan &amp; Technical Writer, Admin Project, Principal (3 jenis)</w:t>
             </w:r>
           </w:p>
         </w:tc>
@@ -2602,7 +2602,7 @@
                 <w:sz w:val="20"/>
                 <w:szCs w:val="20"/>
               </w:rPr>
-              <w:t xml:space="preserve">Konsultan &amp; Technical Writer, Admin Project, Principal (3 jenis)</w:t>
+              <w:t xml:space="preserve">Project Manager, Konsultan &amp; Technical Writer, Admin Project, Principal (3 jenis)</w:t>
             </w:r>
           </w:p>
         </w:tc>
@@ -2670,7 +2670,7 @@
                 <w:sz w:val="20"/>
                 <w:szCs w:val="20"/>
               </w:rPr>
-              <w:t xml:space="preserve">Sales, Konsultan &amp; Technical Writer, Admin Project, Principal (3 jenis)</w:t>
+              <w:t xml:space="preserve">Project Manager, Sales, Konsultan &amp; Technical Writer, Admin Project, Principal (3 jenis)</w:t>
             </w:r>
           </w:p>
         </w:tc>
@@ -6833,7 +6833,7 @@
                 <w:sz w:val="16"/>
                 <w:szCs w:val="16"/>
               </w:rPr>
-              <w:t xml:space="preserve">–</w:t>
+              <w:t xml:space="preserve">✓</w:t>
             </w:r>
           </w:p>
         </w:tc>
@@ -7085,7 +7085,7 @@
                 <w:sz w:val="16"/>
                 <w:szCs w:val="16"/>
               </w:rPr>
-              <w:t xml:space="preserve">–</w:t>
+              <w:t xml:space="preserve">✓</w:t>
             </w:r>
           </w:p>
         </w:tc>
@@ -7337,7 +7337,7 @@
                 <w:sz w:val="16"/>
                 <w:szCs w:val="16"/>
               </w:rPr>
-              <w:t xml:space="preserve">–</w:t>
+              <w:t xml:space="preserve">✓</w:t>
             </w:r>
           </w:p>
         </w:tc>

--- a/exports/SecureProfitHub-Dashboard-Menu-Guide-ID.docx
+++ b/exports/SecureProfitHub-Dashboard-Menu-Guide-ID.docx
@@ -59,7 +59,7 @@
           <w:sz w:val="22"/>
           <w:szCs w:val="22"/>
         </w:rPr>
-        <w:t xml:space="preserve">Versi 1.2</w:t>
+        <w:t xml:space="preserve">Versi 1.3</w:t>
       </w:r>
     </w:p>
     <w:p>
@@ -311,7 +311,7 @@
           <w:sz w:val="22"/>
           <w:szCs w:val="22"/>
         </w:rPr>
-        <w:t xml:space="preserve">Reports — </w:t>
+        <w:t xml:space="preserve">My Tasks — </w:t>
       </w:r>
       <w:r>
         <w:rPr>
@@ -319,7 +319,7 @@
           <w:sz w:val="22"/>
           <w:szCs w:val="22"/>
         </w:rPr>
-        <w:t xml:space="preserve">Pintasan ke kumpulan laporan siap ekspor.</w:t>
+        <w:t xml:space="preserve">Daftar task yang ditugaskan ke Anda saat PM ikut menjadi resource proyek, beserta status dan tombol "Log" untuk mencatat jam kerja pada task.</w:t>
       </w:r>
     </w:p>
     <w:p>
@@ -339,7 +339,7 @@
           <w:sz w:val="22"/>
           <w:szCs w:val="22"/>
         </w:rPr>
-        <w:t xml:space="preserve">Expenses Awaiting Approval — </w:t>
+        <w:t xml:space="preserve">Reports — </w:t>
       </w:r>
       <w:r>
         <w:rPr>
@@ -347,7 +347,7 @@
           <w:sz w:val="22"/>
           <w:szCs w:val="22"/>
         </w:rPr>
-        <w:t xml:space="preserve">Jumlah dan nilai biaya proyek yang menunggu persetujuan Anda.</w:t>
+        <w:t xml:space="preserve">Pintasan ke kumpulan laporan siap ekspor.</w:t>
       </w:r>
     </w:p>
     <w:p>
@@ -367,7 +367,7 @@
           <w:sz w:val="22"/>
           <w:szCs w:val="22"/>
         </w:rPr>
-        <w:t xml:space="preserve">Approval Inbox — </w:t>
+        <w:t xml:space="preserve">Expenses Awaiting Approval — </w:t>
       </w:r>
       <w:r>
         <w:rPr>
@@ -375,7 +375,7 @@
           <w:sz w:val="22"/>
           <w:szCs w:val="22"/>
         </w:rPr>
-        <w:t xml:space="preserve">Ringkasan timesheet yang menunggu di-approve, dengan tombol "Approve All".</w:t>
+        <w:t xml:space="preserve">Jumlah dan nilai biaya proyek yang menunggu persetujuan Anda.</w:t>
       </w:r>
     </w:p>
     <w:p>
@@ -395,7 +395,7 @@
           <w:sz w:val="22"/>
           <w:szCs w:val="22"/>
         </w:rPr>
-        <w:t xml:space="preserve">Inbox Detail — </w:t>
+        <w:t xml:space="preserve">Approval Inbox — </w:t>
       </w:r>
       <w:r>
         <w:rPr>
@@ -403,7 +403,7 @@
           <w:sz w:val="22"/>
           <w:szCs w:val="22"/>
         </w:rPr>
-        <w:t xml:space="preserve">Pintasan membuka antrian persetujuan lengkap.</w:t>
+        <w:t xml:space="preserve">Ringkasan timesheet yang menunggu di-approve, dengan tombol "Approve All".</w:t>
       </w:r>
     </w:p>
     <w:p>
@@ -423,7 +423,7 @@
           <w:sz w:val="22"/>
           <w:szCs w:val="22"/>
         </w:rPr>
-        <w:t xml:space="preserve">Personal Time Sheet — </w:t>
+        <w:t xml:space="preserve">Inbox Detail — </w:t>
       </w:r>
       <w:r>
         <w:rPr>
@@ -431,7 +431,7 @@
           <w:sz w:val="22"/>
           <w:szCs w:val="22"/>
         </w:rPr>
-        <w:t xml:space="preserve">Pintasan untuk mencatat jam kerja Anda sendiri.</w:t>
+        <w:t xml:space="preserve">Pintasan membuka antrian persetujuan lengkap.</w:t>
       </w:r>
     </w:p>
     <w:p>
@@ -451,7 +451,7 @@
           <w:sz w:val="22"/>
           <w:szCs w:val="22"/>
         </w:rPr>
-        <w:t xml:space="preserve">Peringatan timesheet &gt; 48 jam — </w:t>
+        <w:t xml:space="preserve">Personal Time Sheet — </w:t>
       </w:r>
       <w:r>
         <w:rPr>
@@ -459,7 +459,7 @@
           <w:sz w:val="22"/>
           <w:szCs w:val="22"/>
         </w:rPr>
-        <w:t xml:space="preserve">Penanda jika ada timesheet yang sudah lama menunggu sehingga konsultan terblokir — perlu segera ditindak.</w:t>
+        <w:t xml:space="preserve">Pintasan untuk mencatat jam kerja Anda sendiri.</w:t>
       </w:r>
     </w:p>
     <w:p>
@@ -479,7 +479,7 @@
           <w:sz w:val="22"/>
           <w:szCs w:val="22"/>
         </w:rPr>
-        <w:t xml:space="preserve">My Active Projects — </w:t>
+        <w:t xml:space="preserve">Peringatan timesheet &gt; 48 jam — </w:t>
       </w:r>
       <w:r>
         <w:rPr>
@@ -487,7 +487,7 @@
           <w:sz w:val="22"/>
           <w:szCs w:val="22"/>
         </w:rPr>
-        <w:t xml:space="preserve">Jumlah proyek yang Anda kelola.</w:t>
+        <w:t xml:space="preserve">Penanda jika ada timesheet yang sudah lama menunggu sehingga konsultan terblokir — perlu segera ditindak.</w:t>
       </w:r>
     </w:p>
     <w:p>
@@ -507,7 +507,7 @@
           <w:sz w:val="22"/>
           <w:szCs w:val="22"/>
         </w:rPr>
-        <w:t xml:space="preserve">My Team Size — </w:t>
+        <w:t xml:space="preserve">My Active Projects — </w:t>
       </w:r>
       <w:r>
         <w:rPr>
@@ -515,7 +515,7 @@
           <w:sz w:val="22"/>
           <w:szCs w:val="22"/>
         </w:rPr>
-        <w:t xml:space="preserve">Jumlah anggota tim pada proyek Anda dan status kelebihan beban.</w:t>
+        <w:t xml:space="preserve">Jumlah proyek yang Anda kelola.</w:t>
       </w:r>
     </w:p>
     <w:p>
@@ -535,7 +535,7 @@
           <w:sz w:val="22"/>
           <w:szCs w:val="22"/>
         </w:rPr>
-        <w:t xml:space="preserve">Weighted Margin — </w:t>
+        <w:t xml:space="preserve">My Team Size — </w:t>
       </w:r>
       <w:r>
         <w:rPr>
@@ -543,7 +543,7 @@
           <w:sz w:val="22"/>
           <w:szCs w:val="22"/>
         </w:rPr>
-        <w:t xml:space="preserve">Margin keuntungan gabungan proyek-proyek Anda.</w:t>
+        <w:t xml:space="preserve">Jumlah anggota tim pada proyek Anda dan status kelebihan beban.</w:t>
       </w:r>
     </w:p>
     <w:p>
@@ -563,7 +563,7 @@
           <w:sz w:val="22"/>
           <w:szCs w:val="22"/>
         </w:rPr>
-        <w:t xml:space="preserve">Total Revenue — </w:t>
+        <w:t xml:space="preserve">Weighted Margin — </w:t>
       </w:r>
       <w:r>
         <w:rPr>
@@ -571,7 +571,7 @@
           <w:sz w:val="22"/>
           <w:szCs w:val="22"/>
         </w:rPr>
-        <w:t xml:space="preserve">Total nilai kontrak proyek yang Anda kelola.</w:t>
+        <w:t xml:space="preserve">Margin keuntungan gabungan proyek-proyek Anda.</w:t>
       </w:r>
     </w:p>
     <w:p>
@@ -591,7 +591,7 @@
           <w:sz w:val="22"/>
           <w:szCs w:val="22"/>
         </w:rPr>
-        <w:t xml:space="preserve">Revenue vs Profit (grafik) — </w:t>
+        <w:t xml:space="preserve">Total Revenue — </w:t>
       </w:r>
       <w:r>
         <w:rPr>
@@ -599,7 +599,7 @@
           <w:sz w:val="22"/>
           <w:szCs w:val="22"/>
         </w:rPr>
-        <w:t xml:space="preserve">Perbandingan nilai kontrak vs profit ter-realisasi per proyek.</w:t>
+        <w:t xml:space="preserve">Total nilai kontrak proyek yang Anda kelola.</w:t>
       </w:r>
     </w:p>
     <w:p>
@@ -619,7 +619,7 @@
           <w:sz w:val="22"/>
           <w:szCs w:val="22"/>
         </w:rPr>
-        <w:t xml:space="preserve">My Team Utilization — </w:t>
+        <w:t xml:space="preserve">Revenue vs Profit (grafik) — </w:t>
       </w:r>
       <w:r>
         <w:rPr>
@@ -627,68 +627,7 @@
           <w:sz w:val="22"/>
           <w:szCs w:val="22"/>
         </w:rPr>
-        <w:t xml:space="preserve">Tabel anggota tim: proyek saat ini, rata-rata jam 7 hari, dan status.</w:t>
-      </w:r>
-    </w:p>
-    <w:p>
-      <w:pPr>
-        <w:pStyle w:val="Heading2"/>
-        <w:spacing w:after="120" w:before="280"/>
-      </w:pPr>
-      <w:r>
-        <w:rPr>
-          <w:rFonts w:ascii="Calibri" w:cs="Calibri" w:eastAsia="Calibri" w:hAnsi="Calibri"/>
-          <w:b/>
-          <w:bCs/>
-          <w:color w:val="0F766E"/>
-          <w:sz w:val="28"/>
-          <w:szCs w:val="28"/>
-        </w:rPr>
-        <w:t xml:space="preserve">2.2 Dashboard untuk setiap role</w:t>
-      </w:r>
-    </w:p>
-    <w:p>
-      <w:pPr>
-        <w:spacing w:after="100"/>
-      </w:pPr>
-      <w:r>
-        <w:rPr>
-          <w:rFonts w:ascii="Calibri" w:cs="Calibri" w:eastAsia="Calibri" w:hAnsi="Calibri"/>
-          <w:sz w:val="22"/>
-          <w:szCs w:val="22"/>
-        </w:rPr>
-        <w:t xml:space="preserve">Berikut isi utama dashboard tiap role. Beberapa elemen keuangan disembunyikan untuk role yang tidak berhak melihat angka margin/biaya (mis. Principal, HR).</w:t>
-      </w:r>
-    </w:p>
-    <w:p>
-      <w:pPr>
-        <w:pStyle w:val="Heading3"/>
-        <w:spacing w:after="80" w:before="200"/>
-      </w:pPr>
-      <w:r>
-        <w:rPr>
-          <w:rFonts w:ascii="Calibri" w:cs="Calibri" w:eastAsia="Calibri" w:hAnsi="Calibri"/>
-          <w:b/>
-          <w:bCs/>
-          <w:sz w:val="24"/>
-          <w:szCs w:val="24"/>
-        </w:rPr>
-        <w:t xml:space="preserve">Management (PMO Director)</w:t>
-      </w:r>
-    </w:p>
-    <w:p>
-      <w:pPr>
-        <w:spacing w:after="100"/>
-      </w:pPr>
-      <w:r>
-        <w:rPr>
-          <w:rFonts w:ascii="Calibri" w:cs="Calibri" w:eastAsia="Calibri" w:hAnsi="Calibri"/>
-          <w:i/>
-          <w:iCs/>
-          <w:sz w:val="22"/>
-          <w:szCs w:val="22"/>
-        </w:rPr>
-        <w:t xml:space="preserve">Pandangan eksekutif atas seluruh portofolio.</w:t>
+        <w:t xml:space="preserve">Perbandingan nilai kontrak vs profit ter-realisasi per proyek.</w:t>
       </w:r>
     </w:p>
     <w:p>
@@ -708,7 +647,7 @@
           <w:sz w:val="22"/>
           <w:szCs w:val="22"/>
         </w:rPr>
-        <w:t xml:space="preserve">Active Projects / Total Revenue / Weighted Margin — </w:t>
+        <w:t xml:space="preserve">My Team Utilization — </w:t>
       </w:r>
       <w:r>
         <w:rPr>
@@ -716,7 +655,68 @@
           <w:sz w:val="22"/>
           <w:szCs w:val="22"/>
         </w:rPr>
-        <w:t xml:space="preserve">KPI portofolio: jumlah proyek aktif, total nilai kontrak, dan margin tertimbang.</w:t>
+        <w:t xml:space="preserve">Tabel anggota tim: proyek saat ini, rata-rata jam 7 hari, dan status.</w:t>
+      </w:r>
+    </w:p>
+    <w:p>
+      <w:pPr>
+        <w:pStyle w:val="Heading2"/>
+        <w:spacing w:after="120" w:before="280"/>
+      </w:pPr>
+      <w:r>
+        <w:rPr>
+          <w:rFonts w:ascii="Calibri" w:cs="Calibri" w:eastAsia="Calibri" w:hAnsi="Calibri"/>
+          <w:b/>
+          <w:bCs/>
+          <w:color w:val="0F766E"/>
+          <w:sz w:val="28"/>
+          <w:szCs w:val="28"/>
+        </w:rPr>
+        <w:t xml:space="preserve">2.2 Dashboard untuk setiap role</w:t>
+      </w:r>
+    </w:p>
+    <w:p>
+      <w:pPr>
+        <w:spacing w:after="100"/>
+      </w:pPr>
+      <w:r>
+        <w:rPr>
+          <w:rFonts w:ascii="Calibri" w:cs="Calibri" w:eastAsia="Calibri" w:hAnsi="Calibri"/>
+          <w:sz w:val="22"/>
+          <w:szCs w:val="22"/>
+        </w:rPr>
+        <w:t xml:space="preserve">Berikut isi utama dashboard tiap role. Beberapa elemen keuangan disembunyikan untuk role yang tidak berhak melihat angka margin/biaya (mis. Principal, HR).</w:t>
+      </w:r>
+    </w:p>
+    <w:p>
+      <w:pPr>
+        <w:pStyle w:val="Heading3"/>
+        <w:spacing w:after="80" w:before="200"/>
+      </w:pPr>
+      <w:r>
+        <w:rPr>
+          <w:rFonts w:ascii="Calibri" w:cs="Calibri" w:eastAsia="Calibri" w:hAnsi="Calibri"/>
+          <w:b/>
+          <w:bCs/>
+          <w:sz w:val="24"/>
+          <w:szCs w:val="24"/>
+        </w:rPr>
+        <w:t xml:space="preserve">Management (PMO Director)</w:t>
+      </w:r>
+    </w:p>
+    <w:p>
+      <w:pPr>
+        <w:spacing w:after="100"/>
+      </w:pPr>
+      <w:r>
+        <w:rPr>
+          <w:rFonts w:ascii="Calibri" w:cs="Calibri" w:eastAsia="Calibri" w:hAnsi="Calibri"/>
+          <w:i/>
+          <w:iCs/>
+          <w:sz w:val="22"/>
+          <w:szCs w:val="22"/>
+        </w:rPr>
+        <w:t xml:space="preserve">Pandangan eksekutif atas seluruh portofolio.</w:t>
       </w:r>
     </w:p>
     <w:p>
@@ -736,7 +736,7 @@
           <w:sz w:val="22"/>
           <w:szCs w:val="22"/>
         </w:rPr>
-        <w:t xml:space="preserve">Projects at risk (margin &lt; 10%) — </w:t>
+        <w:t xml:space="preserve">Active Projects / Total Revenue / Weighted Margin — </w:t>
       </w:r>
       <w:r>
         <w:rPr>
@@ -744,7 +744,7 @@
           <w:sz w:val="22"/>
           <w:szCs w:val="22"/>
         </w:rPr>
-        <w:t xml:space="preserve">Daftar proyek aktif dengan margin tipis.</w:t>
+        <w:t xml:space="preserve">KPI portofolio: jumlah proyek aktif, total nilai kontrak, dan margin tertimbang.</w:t>
       </w:r>
     </w:p>
     <w:p>
@@ -764,7 +764,7 @@
           <w:sz w:val="22"/>
           <w:szCs w:val="22"/>
         </w:rPr>
-        <w:t xml:space="preserve">Pending Approvals — </w:t>
+        <w:t xml:space="preserve">Projects at risk (margin &lt; 10%) — </w:t>
       </w:r>
       <w:r>
         <w:rPr>
@@ -772,7 +772,7 @@
           <w:sz w:val="22"/>
           <w:szCs w:val="22"/>
         </w:rPr>
-        <w:t xml:space="preserve">Jumlah timesheet yang menunggu persetujuan.</w:t>
+        <w:t xml:space="preserve">Daftar proyek aktif dengan margin tipis.</w:t>
       </w:r>
     </w:p>
     <w:p>
@@ -792,7 +792,7 @@
           <w:sz w:val="22"/>
           <w:szCs w:val="22"/>
         </w:rPr>
-        <w:t xml:space="preserve">Cash Flow Forecast — </w:t>
+        <w:t xml:space="preserve">Pending Approvals — </w:t>
       </w:r>
       <w:r>
         <w:rPr>
@@ -800,7 +800,7 @@
           <w:sz w:val="22"/>
           <w:szCs w:val="22"/>
         </w:rPr>
-        <w:t xml:space="preserve">Proyeksi penerimaan tagihan 6 bulan ke depan.</w:t>
+        <w:t xml:space="preserve">Jumlah timesheet yang menunggu persetujuan.</w:t>
       </w:r>
     </w:p>
     <w:p>
@@ -820,7 +820,7 @@
           <w:sz w:val="22"/>
           <w:szCs w:val="22"/>
         </w:rPr>
-        <w:t xml:space="preserve">Profit Margin Trend — </w:t>
+        <w:t xml:space="preserve">Cash Flow Forecast — </w:t>
       </w:r>
       <w:r>
         <w:rPr>
@@ -828,7 +828,7 @@
           <w:sz w:val="22"/>
           <w:szCs w:val="22"/>
         </w:rPr>
-        <w:t xml:space="preserve">Tren biaya vs pendapatan bulanan.</w:t>
+        <w:t xml:space="preserve">Proyeksi penerimaan tagihan 6 bulan ke depan.</w:t>
       </w:r>
     </w:p>
     <w:p>
@@ -848,7 +848,7 @@
           <w:sz w:val="22"/>
           <w:szCs w:val="22"/>
         </w:rPr>
-        <w:t xml:space="preserve">Project Status / Profitability by Project Type — </w:t>
+        <w:t xml:space="preserve">Profit Margin Trend — </w:t>
       </w:r>
       <w:r>
         <w:rPr>
@@ -856,7 +856,7 @@
           <w:sz w:val="22"/>
           <w:szCs w:val="22"/>
         </w:rPr>
-        <w:t xml:space="preserve">Distribusi status proyek dan profit per jenis layanan.</w:t>
+        <w:t xml:space="preserve">Tren biaya vs pendapatan bulanan.</w:t>
       </w:r>
     </w:p>
     <w:p>
@@ -876,7 +876,7 @@
           <w:sz w:val="22"/>
           <w:szCs w:val="22"/>
         </w:rPr>
-        <w:t xml:space="preserve">Top Projects by Margin / Recent Activity — </w:t>
+        <w:t xml:space="preserve">Project Status / Profitability by Project Type — </w:t>
       </w:r>
       <w:r>
         <w:rPr>
@@ -884,38 +884,7 @@
           <w:sz w:val="22"/>
           <w:szCs w:val="22"/>
         </w:rPr>
-        <w:t xml:space="preserve">Proyek dengan performa terbaik dan log aktivitas terbaru.</w:t>
-      </w:r>
-    </w:p>
-    <w:p>
-      <w:pPr>
-        <w:pStyle w:val="Heading3"/>
-        <w:spacing w:after="80" w:before="200"/>
-      </w:pPr>
-      <w:r>
-        <w:rPr>
-          <w:rFonts w:ascii="Calibri" w:cs="Calibri" w:eastAsia="Calibri" w:hAnsi="Calibri"/>
-          <w:b/>
-          <w:bCs/>
-          <w:sz w:val="24"/>
-          <w:szCs w:val="24"/>
-        </w:rPr>
-        <w:t xml:space="preserve">Project Manager</w:t>
-      </w:r>
-    </w:p>
-    <w:p>
-      <w:pPr>
-        <w:spacing w:after="100"/>
-      </w:pPr>
-      <w:r>
-        <w:rPr>
-          <w:rFonts w:ascii="Calibri" w:cs="Calibri" w:eastAsia="Calibri" w:hAnsi="Calibri"/>
-          <w:i/>
-          <w:iCs/>
-          <w:sz w:val="22"/>
-          <w:szCs w:val="22"/>
-        </w:rPr>
-        <w:t xml:space="preserve">Fokus pada proyek yang dikelola dan antrian persetujuan (lihat rincian Bagian 2.1).</w:t>
+        <w:t xml:space="preserve">Distribusi status proyek dan profit per jenis layanan.</w:t>
       </w:r>
     </w:p>
     <w:p>
@@ -935,7 +904,7 @@
           <w:sz w:val="22"/>
           <w:szCs w:val="22"/>
         </w:rPr>
-        <w:t xml:space="preserve">My Active Projects / My Team Size / Weighted Margin / Total Revenue — </w:t>
+        <w:t xml:space="preserve">Top Projects by Margin / Recent Activity — </w:t>
       </w:r>
       <w:r>
         <w:rPr>
@@ -943,7 +912,94 @@
           <w:sz w:val="22"/>
           <w:szCs w:val="22"/>
         </w:rPr>
+        <w:t xml:space="preserve">Proyek dengan performa terbaik dan log aktivitas terbaru.</w:t>
+      </w:r>
+    </w:p>
+    <w:p>
+      <w:pPr>
+        <w:pStyle w:val="Heading3"/>
+        <w:spacing w:after="80" w:before="200"/>
+      </w:pPr>
+      <w:r>
+        <w:rPr>
+          <w:rFonts w:ascii="Calibri" w:cs="Calibri" w:eastAsia="Calibri" w:hAnsi="Calibri"/>
+          <w:b/>
+          <w:bCs/>
+          <w:sz w:val="24"/>
+          <w:szCs w:val="24"/>
+        </w:rPr>
+        <w:t xml:space="preserve">Project Manager</w:t>
+      </w:r>
+    </w:p>
+    <w:p>
+      <w:pPr>
+        <w:spacing w:after="100"/>
+      </w:pPr>
+      <w:r>
+        <w:rPr>
+          <w:rFonts w:ascii="Calibri" w:cs="Calibri" w:eastAsia="Calibri" w:hAnsi="Calibri"/>
+          <w:i/>
+          <w:iCs/>
+          <w:sz w:val="22"/>
+          <w:szCs w:val="22"/>
+        </w:rPr>
+        <w:t xml:space="preserve">Fokus pada proyek yang dikelola dan antrian persetujuan (lihat rincian Bagian 2.1).</w:t>
+      </w:r>
+    </w:p>
+    <w:p>
+      <w:pPr>
+        <w:pStyle w:val="ListParagraph"/>
+        <w:numPr>
+          <w:ilvl w:val="0"/>
+          <w:numId w:val="1"/>
+        </w:numPr>
+        <w:spacing w:after="60"/>
+      </w:pPr>
+      <w:r>
+        <w:rPr>
+          <w:rFonts w:ascii="Calibri" w:cs="Calibri" w:eastAsia="Calibri" w:hAnsi="Calibri"/>
+          <w:b/>
+          <w:bCs/>
+          <w:sz w:val="22"/>
+          <w:szCs w:val="22"/>
+        </w:rPr>
+        <w:t xml:space="preserve">My Active Projects / My Team Size / Weighted Margin / Total Revenue — </w:t>
+      </w:r>
+      <w:r>
+        <w:rPr>
+          <w:rFonts w:ascii="Calibri" w:cs="Calibri" w:eastAsia="Calibri" w:hAnsi="Calibri"/>
+          <w:sz w:val="22"/>
+          <w:szCs w:val="22"/>
+        </w:rPr>
         <w:t xml:space="preserve">KPI portofolio pribadi PM.</w:t>
+      </w:r>
+    </w:p>
+    <w:p>
+      <w:pPr>
+        <w:pStyle w:val="ListParagraph"/>
+        <w:numPr>
+          <w:ilvl w:val="0"/>
+          <w:numId w:val="1"/>
+        </w:numPr>
+        <w:spacing w:after="60"/>
+      </w:pPr>
+      <w:r>
+        <w:rPr>
+          <w:rFonts w:ascii="Calibri" w:cs="Calibri" w:eastAsia="Calibri" w:hAnsi="Calibri"/>
+          <w:b/>
+          <w:bCs/>
+          <w:sz w:val="22"/>
+          <w:szCs w:val="22"/>
+        </w:rPr>
+        <w:t xml:space="preserve">My Tasks — </w:t>
+      </w:r>
+      <w:r>
+        <w:rPr>
+          <w:rFonts w:ascii="Calibri" w:cs="Calibri" w:eastAsia="Calibri" w:hAnsi="Calibri"/>
+          <w:sz w:val="22"/>
+          <w:szCs w:val="22"/>
+        </w:rPr>
+        <w:t xml:space="preserve">Task yang ditugaskan ke Anda saat ikut menjadi resource proyek, lengkap dengan tombol "Log" untuk mencatat jam.</w:t>
       </w:r>
     </w:p>
     <w:p>

--- a/exports/SecureProfitHub-Dashboard-Menu-Guide-ID.docx
+++ b/exports/SecureProfitHub-Dashboard-Menu-Guide-ID.docx
@@ -59,7 +59,7 @@
           <w:sz w:val="22"/>
           <w:szCs w:val="22"/>
         </w:rPr>
-        <w:t xml:space="preserve">Versi 1.3</w:t>
+        <w:t xml:space="preserve">Versi 1.4</w:t>
       </w:r>
     </w:p>
     <w:p>
@@ -72,7 +72,7 @@
           <w:sz w:val="22"/>
           <w:szCs w:val="22"/>
         </w:rPr>
-        <w:t xml:space="preserve">08 Juni 2026</w:t>
+        <w:t xml:space="preserve">23 Juli 2026</w:t>
       </w:r>
     </w:p>
     <w:p>
@@ -163,6 +163,24 @@
           <w:szCs w:val="22"/>
         </w:rPr>
         <w:t xml:space="preserve">Nama menu dalam aplikasi memakai Bahasa Inggris, jadi nama menu tetap ditulis apa adanya pada dokumen ini.</w:t>
+      </w:r>
+    </w:p>
+    <w:p>
+      <w:pPr>
+        <w:pStyle w:val="ListParagraph"/>
+        <w:numPr>
+          <w:ilvl w:val="0"/>
+          <w:numId w:val="1"/>
+        </w:numPr>
+        <w:spacing w:after="60"/>
+      </w:pPr>
+      <w:r>
+        <w:rPr>
+          <w:rFonts w:ascii="Calibri" w:cs="Calibri" w:eastAsia="Calibri" w:hAnsi="Calibri"/>
+          <w:sz w:val="22"/>
+          <w:szCs w:val="22"/>
+        </w:rPr>
+        <w:t xml:space="preserve">Di header (kanan atas) terdapat ikon lonceng Notifications untuk semua role: berisi pemberitahuan dalam aplikasi (mis. timesheet disetujui/ditolak, pengingat approval). Untuk kejadian penting, sistem juga dapat mengirim email bila fitur email dinyalakan oleh Management.</w:t>
       </w:r>
     </w:p>
     <w:p>
@@ -4690,7 +4708,7 @@
                 <w:sz w:val="20"/>
                 <w:szCs w:val="20"/>
               </w:rPr>
-              <w:t xml:space="preserve">Top Performers</w:t>
+              <w:t xml:space="preserve">PM Dashboards</w:t>
             </w:r>
           </w:p>
         </w:tc>
@@ -4712,7 +4730,7 @@
                 <w:sz w:val="20"/>
                 <w:szCs w:val="20"/>
               </w:rPr>
-              <w:t xml:space="preserve">Daftar anggota tim berkinerja terbaik.</w:t>
+              <w:t xml:space="preserve">Memantau portofolio setiap Project Manager secara sekilas — proyek, kesehatan, margin, dan antrian persetujuan (hanya-baca).</w:t>
             </w:r>
           </w:p>
         </w:tc>
@@ -4734,7 +4752,7 @@
                 <w:sz w:val="20"/>
                 <w:szCs w:val="20"/>
               </w:rPr>
-              <w:t xml:space="preserve">Management, Principal (3 jenis)</w:t>
+              <w:t xml:space="preserve">Management</w:t>
             </w:r>
           </w:p>
         </w:tc>
@@ -4758,7 +4776,7 @@
                 <w:sz w:val="20"/>
                 <w:szCs w:val="20"/>
               </w:rPr>
-              <w:t xml:space="preserve">VAT Recap</w:t>
+              <w:t xml:space="preserve">Portfolio Monitor</w:t>
             </w:r>
           </w:p>
         </w:tc>
@@ -4780,7 +4798,7 @@
                 <w:sz w:val="20"/>
                 <w:szCs w:val="20"/>
               </w:rPr>
-              <w:t xml:space="preserve">Rekap PPN dari milestone yang sudah INVOICED/PAID per tahun.</w:t>
+              <w:t xml:space="preserve">Pantauan PMO atas seluruh proyek komersial — penagihan, jam vs anggaran, margin estimasi vs aktual, penanda anomali, dan prakiraan invoice mingguan (hanya-baca).</w:t>
             </w:r>
           </w:p>
         </w:tc>
@@ -4802,7 +4820,7 @@
                 <w:sz w:val="20"/>
                 <w:szCs w:val="20"/>
               </w:rPr>
-              <w:t xml:space="preserve">Management, Finance</w:t>
+              <w:t xml:space="preserve">Management</w:t>
             </w:r>
           </w:p>
         </w:tc>
@@ -4826,7 +4844,7 @@
                 <w:sz w:val="20"/>
                 <w:szCs w:val="20"/>
               </w:rPr>
-              <w:t xml:space="preserve">Invoice Settings</w:t>
+              <w:t xml:space="preserve">AI Executive Copilot</w:t>
             </w:r>
           </w:p>
         </w:tc>
@@ -4848,7 +4866,7 @@
                 <w:sz w:val="20"/>
                 <w:szCs w:val="20"/>
               </w:rPr>
-              <w:t xml:space="preserve">Pengaturan data perusahaan &amp; bank yang muncul di invoice.</w:t>
+              <w:t xml:space="preserve">Ringkasan eksekutif yang dinarasikan AI: skor kesehatan portofolio, sorotan risiko, dan Top 5 aksi. Semua angka dihitung sistem (deterministik); AI hanya menyusun narasinya. Dibuat lewat tombol Generate.</w:t>
             </w:r>
           </w:p>
         </w:tc>
@@ -4870,7 +4888,7 @@
                 <w:sz w:val="20"/>
                 <w:szCs w:val="20"/>
               </w:rPr>
-              <w:t xml:space="preserve">Management, Finance</w:t>
+              <w:t xml:space="preserve">Management</w:t>
             </w:r>
           </w:p>
         </w:tc>
@@ -4894,7 +4912,7 @@
                 <w:sz w:val="20"/>
                 <w:szCs w:val="20"/>
               </w:rPr>
-              <w:t xml:space="preserve">Survey Results</w:t>
+              <w:t xml:space="preserve">Top Performers</w:t>
             </w:r>
           </w:p>
         </w:tc>
@@ -4916,7 +4934,7 @@
                 <w:sz w:val="20"/>
                 <w:szCs w:val="20"/>
               </w:rPr>
-              <w:t xml:space="preserve">Hasil survei kepuasan klien (CSAT).</w:t>
+              <w:t xml:space="preserve">Daftar anggota tim berkinerja terbaik.</w:t>
             </w:r>
           </w:p>
         </w:tc>
@@ -4938,7 +4956,7 @@
                 <w:sz w:val="20"/>
                 <w:szCs w:val="20"/>
               </w:rPr>
-              <w:t xml:space="preserve">Management, Sales</w:t>
+              <w:t xml:space="preserve">Management, Principal (3 jenis)</w:t>
             </w:r>
           </w:p>
         </w:tc>
@@ -4962,7 +4980,7 @@
                 <w:sz w:val="20"/>
                 <w:szCs w:val="20"/>
               </w:rPr>
-              <w:t xml:space="preserve">Survey Template</w:t>
+              <w:t xml:space="preserve">VAT Recap</w:t>
             </w:r>
           </w:p>
         </w:tc>
@@ -4984,7 +5002,7 @@
                 <w:sz w:val="20"/>
                 <w:szCs w:val="20"/>
               </w:rPr>
-              <w:t xml:space="preserve">Template pertanyaan survei kepuasan klien.</w:t>
+              <w:t xml:space="preserve">Rekap PPN dari milestone yang sudah INVOICED/PAID per tahun.</w:t>
             </w:r>
           </w:p>
         </w:tc>
@@ -5006,7 +5024,7 @@
                 <w:sz w:val="20"/>
                 <w:szCs w:val="20"/>
               </w:rPr>
-              <w:t xml:space="preserve">Management</w:t>
+              <w:t xml:space="preserve">Management, Finance</w:t>
             </w:r>
           </w:p>
         </w:tc>
@@ -5030,7 +5048,7 @@
                 <w:sz w:val="20"/>
                 <w:szCs w:val="20"/>
               </w:rPr>
-              <w:t xml:space="preserve">Audit Log</w:t>
+              <w:t xml:space="preserve">Invoice Settings</w:t>
             </w:r>
           </w:p>
         </w:tc>
@@ -5052,6 +5070,210 @@
                 <w:sz w:val="20"/>
                 <w:szCs w:val="20"/>
               </w:rPr>
+              <w:t xml:space="preserve">Pengaturan data perusahaan &amp; bank yang muncul di invoice.</w:t>
+            </w:r>
+          </w:p>
+        </w:tc>
+        <w:tc>
+          <w:tcPr>
+            <w:tcW w:type="pct" w:w="30%"/>
+            <w:shd w:fill="FFFFFF" w:color="auto" w:val="clear"/>
+            <w:tcMar>
+              <w:top w:type="dxa" w:w="60"/>
+              <w:left w:type="dxa" w:w="80"/>
+              <w:bottom w:type="dxa" w:w="60"/>
+              <w:right w:type="dxa" w:w="80"/>
+            </w:tcMar>
+          </w:tcPr>
+          <w:p>
+            <w:r>
+              <w:rPr>
+                <w:rFonts w:ascii="Calibri" w:cs="Calibri" w:eastAsia="Calibri" w:hAnsi="Calibri"/>
+                <w:sz w:val="20"/>
+                <w:szCs w:val="20"/>
+              </w:rPr>
+              <w:t xml:space="preserve">Management, Finance</w:t>
+            </w:r>
+          </w:p>
+        </w:tc>
+      </w:tr>
+      <w:tr>
+        <w:tc>
+          <w:tcPr>
+            <w:tcW w:type="pct" w:w="20%"/>
+            <w:shd w:fill="F1F5F9" w:color="auto" w:val="clear"/>
+            <w:tcMar>
+              <w:top w:type="dxa" w:w="60"/>
+              <w:left w:type="dxa" w:w="80"/>
+              <w:bottom w:type="dxa" w:w="60"/>
+              <w:right w:type="dxa" w:w="80"/>
+            </w:tcMar>
+          </w:tcPr>
+          <w:p>
+            <w:r>
+              <w:rPr>
+                <w:rFonts w:ascii="Calibri" w:cs="Calibri" w:eastAsia="Calibri" w:hAnsi="Calibri"/>
+                <w:sz w:val="20"/>
+                <w:szCs w:val="20"/>
+              </w:rPr>
+              <w:t xml:space="preserve">Survey Results</w:t>
+            </w:r>
+          </w:p>
+        </w:tc>
+        <w:tc>
+          <w:tcPr>
+            <w:tcW w:type="pct" w:w="50%"/>
+            <w:shd w:fill="F1F5F9" w:color="auto" w:val="clear"/>
+            <w:tcMar>
+              <w:top w:type="dxa" w:w="60"/>
+              <w:left w:type="dxa" w:w="80"/>
+              <w:bottom w:type="dxa" w:w="60"/>
+              <w:right w:type="dxa" w:w="80"/>
+            </w:tcMar>
+          </w:tcPr>
+          <w:p>
+            <w:r>
+              <w:rPr>
+                <w:rFonts w:ascii="Calibri" w:cs="Calibri" w:eastAsia="Calibri" w:hAnsi="Calibri"/>
+                <w:sz w:val="20"/>
+                <w:szCs w:val="20"/>
+              </w:rPr>
+              <w:t xml:space="preserve">Hasil survei kepuasan klien (CSAT).</w:t>
+            </w:r>
+          </w:p>
+        </w:tc>
+        <w:tc>
+          <w:tcPr>
+            <w:tcW w:type="pct" w:w="30%"/>
+            <w:shd w:fill="F1F5F9" w:color="auto" w:val="clear"/>
+            <w:tcMar>
+              <w:top w:type="dxa" w:w="60"/>
+              <w:left w:type="dxa" w:w="80"/>
+              <w:bottom w:type="dxa" w:w="60"/>
+              <w:right w:type="dxa" w:w="80"/>
+            </w:tcMar>
+          </w:tcPr>
+          <w:p>
+            <w:r>
+              <w:rPr>
+                <w:rFonts w:ascii="Calibri" w:cs="Calibri" w:eastAsia="Calibri" w:hAnsi="Calibri"/>
+                <w:sz w:val="20"/>
+                <w:szCs w:val="20"/>
+              </w:rPr>
+              <w:t xml:space="preserve">Management, Sales</w:t>
+            </w:r>
+          </w:p>
+        </w:tc>
+      </w:tr>
+      <w:tr>
+        <w:tc>
+          <w:tcPr>
+            <w:tcW w:type="pct" w:w="20%"/>
+            <w:shd w:fill="FFFFFF" w:color="auto" w:val="clear"/>
+            <w:tcMar>
+              <w:top w:type="dxa" w:w="60"/>
+              <w:left w:type="dxa" w:w="80"/>
+              <w:bottom w:type="dxa" w:w="60"/>
+              <w:right w:type="dxa" w:w="80"/>
+            </w:tcMar>
+          </w:tcPr>
+          <w:p>
+            <w:r>
+              <w:rPr>
+                <w:rFonts w:ascii="Calibri" w:cs="Calibri" w:eastAsia="Calibri" w:hAnsi="Calibri"/>
+                <w:sz w:val="20"/>
+                <w:szCs w:val="20"/>
+              </w:rPr>
+              <w:t xml:space="preserve">Survey Template</w:t>
+            </w:r>
+          </w:p>
+        </w:tc>
+        <w:tc>
+          <w:tcPr>
+            <w:tcW w:type="pct" w:w="50%"/>
+            <w:shd w:fill="FFFFFF" w:color="auto" w:val="clear"/>
+            <w:tcMar>
+              <w:top w:type="dxa" w:w="60"/>
+              <w:left w:type="dxa" w:w="80"/>
+              <w:bottom w:type="dxa" w:w="60"/>
+              <w:right w:type="dxa" w:w="80"/>
+            </w:tcMar>
+          </w:tcPr>
+          <w:p>
+            <w:r>
+              <w:rPr>
+                <w:rFonts w:ascii="Calibri" w:cs="Calibri" w:eastAsia="Calibri" w:hAnsi="Calibri"/>
+                <w:sz w:val="20"/>
+                <w:szCs w:val="20"/>
+              </w:rPr>
+              <w:t xml:space="preserve">Template pertanyaan survei kepuasan klien.</w:t>
+            </w:r>
+          </w:p>
+        </w:tc>
+        <w:tc>
+          <w:tcPr>
+            <w:tcW w:type="pct" w:w="30%"/>
+            <w:shd w:fill="FFFFFF" w:color="auto" w:val="clear"/>
+            <w:tcMar>
+              <w:top w:type="dxa" w:w="60"/>
+              <w:left w:type="dxa" w:w="80"/>
+              <w:bottom w:type="dxa" w:w="60"/>
+              <w:right w:type="dxa" w:w="80"/>
+            </w:tcMar>
+          </w:tcPr>
+          <w:p>
+            <w:r>
+              <w:rPr>
+                <w:rFonts w:ascii="Calibri" w:cs="Calibri" w:eastAsia="Calibri" w:hAnsi="Calibri"/>
+                <w:sz w:val="20"/>
+                <w:szCs w:val="20"/>
+              </w:rPr>
+              <w:t xml:space="preserve">Management</w:t>
+            </w:r>
+          </w:p>
+        </w:tc>
+      </w:tr>
+      <w:tr>
+        <w:tc>
+          <w:tcPr>
+            <w:tcW w:type="pct" w:w="20%"/>
+            <w:shd w:fill="F1F5F9" w:color="auto" w:val="clear"/>
+            <w:tcMar>
+              <w:top w:type="dxa" w:w="60"/>
+              <w:left w:type="dxa" w:w="80"/>
+              <w:bottom w:type="dxa" w:w="60"/>
+              <w:right w:type="dxa" w:w="80"/>
+            </w:tcMar>
+          </w:tcPr>
+          <w:p>
+            <w:r>
+              <w:rPr>
+                <w:rFonts w:ascii="Calibri" w:cs="Calibri" w:eastAsia="Calibri" w:hAnsi="Calibri"/>
+                <w:sz w:val="20"/>
+                <w:szCs w:val="20"/>
+              </w:rPr>
+              <w:t xml:space="preserve">Audit Log</w:t>
+            </w:r>
+          </w:p>
+        </w:tc>
+        <w:tc>
+          <w:tcPr>
+            <w:tcW w:type="pct" w:w="50%"/>
+            <w:shd w:fill="F1F5F9" w:color="auto" w:val="clear"/>
+            <w:tcMar>
+              <w:top w:type="dxa" w:w="60"/>
+              <w:left w:type="dxa" w:w="80"/>
+              <w:bottom w:type="dxa" w:w="60"/>
+              <w:right w:type="dxa" w:w="80"/>
+            </w:tcMar>
+          </w:tcPr>
+          <w:p>
+            <w:r>
+              <w:rPr>
+                <w:rFonts w:ascii="Calibri" w:cs="Calibri" w:eastAsia="Calibri" w:hAnsi="Calibri"/>
+                <w:sz w:val="20"/>
+                <w:szCs w:val="20"/>
+              </w:rPr>
               <w:t xml:space="preserve">Catatan aktivitas/audit seluruh sistem.</w:t>
             </w:r>
           </w:p>
@@ -5059,7 +5281,7 @@
         <w:tc>
           <w:tcPr>
             <w:tcW w:type="pct" w:w="30%"/>
-            <w:shd w:fill="FFFFFF" w:color="auto" w:val="clear"/>
+            <w:shd w:fill="F1F5F9" w:color="auto" w:val="clear"/>
             <w:tcMar>
               <w:top w:type="dxa" w:w="60"/>
               <w:left w:type="dxa" w:w="80"/>
@@ -5240,7 +5462,7 @@
                 <w:sz w:val="20"/>
                 <w:szCs w:val="20"/>
               </w:rPr>
-              <w:t xml:space="preserve">Pengaturan akun &amp; preferensi pribadi.</w:t>
+              <w:t xml:space="preserve">Pengaturan akun &amp; preferensi pribadi. Khusus Management ada saklar Email Notifications untuk mengaktifkan/mematikan notifikasi email seluruh sistem.</w:t>
             </w:r>
           </w:p>
         </w:tc>
@@ -13139,7 +13361,7 @@
                 <w:sz w:val="16"/>
                 <w:szCs w:val="16"/>
               </w:rPr>
-              <w:t xml:space="preserve">Top Performers</w:t>
+              <w:t xml:space="preserve">PM Dashboards</w:t>
             </w:r>
           </w:p>
         </w:tc>
@@ -13339,7 +13561,7 @@
                 <w:sz w:val="16"/>
                 <w:szCs w:val="16"/>
               </w:rPr>
-              <w:t xml:space="preserve">✓</w:t>
+              <w:t xml:space="preserve">–</w:t>
             </w:r>
           </w:p>
         </w:tc>
@@ -13391,7 +13613,7 @@
                 <w:sz w:val="16"/>
                 <w:szCs w:val="16"/>
               </w:rPr>
-              <w:t xml:space="preserve">VAT Recap</w:t>
+              <w:t xml:space="preserve">Portfolio Monitor</w:t>
             </w:r>
           </w:p>
         </w:tc>
@@ -13541,7 +13763,7 @@
                 <w:sz w:val="16"/>
                 <w:szCs w:val="16"/>
               </w:rPr>
-              <w:t xml:space="preserve">✓</w:t>
+              <w:t xml:space="preserve">–</w:t>
             </w:r>
           </w:p>
         </w:tc>
@@ -13643,7 +13865,7 @@
                 <w:sz w:val="16"/>
                 <w:szCs w:val="16"/>
               </w:rPr>
-              <w:t xml:space="preserve">Invoice Settings</w:t>
+              <w:t xml:space="preserve">AI Executive Copilot</w:t>
             </w:r>
           </w:p>
         </w:tc>
@@ -13793,7 +14015,7 @@
                 <w:sz w:val="16"/>
                 <w:szCs w:val="16"/>
               </w:rPr>
-              <w:t xml:space="preserve">✓</w:t>
+              <w:t xml:space="preserve">–</w:t>
             </w:r>
           </w:p>
         </w:tc>
@@ -13895,7 +14117,7 @@
                 <w:sz w:val="16"/>
                 <w:szCs w:val="16"/>
               </w:rPr>
-              <w:t xml:space="preserve">Survey Results</w:t>
+              <w:t xml:space="preserve">Top Performers</w:t>
             </w:r>
           </w:p>
         </w:tc>
@@ -13970,132 +14192,132 @@
                 <w:sz w:val="16"/>
                 <w:szCs w:val="16"/>
               </w:rPr>
+              <w:t xml:space="preserve">–</w:t>
+            </w:r>
+          </w:p>
+        </w:tc>
+        <w:tc>
+          <w:tcPr>
+            <w:tcW w:type="pct" w:w="8.666666666666666%"/>
+            <w:shd w:fill="F1F5F9" w:color="auto" w:val="clear"/>
+            <w:tcMar>
+              <w:top w:type="dxa" w:w="60"/>
+              <w:left w:type="dxa" w:w="80"/>
+              <w:bottom w:type="dxa" w:w="60"/>
+              <w:right w:type="dxa" w:w="80"/>
+            </w:tcMar>
+          </w:tcPr>
+          <w:p>
+            <w:pPr>
+              <w:jc w:val="center"/>
+            </w:pPr>
+            <w:r>
+              <w:rPr>
+                <w:rFonts w:ascii="Calibri" w:cs="Calibri" w:eastAsia="Calibri" w:hAnsi="Calibri"/>
+                <w:sz w:val="16"/>
+                <w:szCs w:val="16"/>
+              </w:rPr>
+              <w:t xml:space="preserve">–</w:t>
+            </w:r>
+          </w:p>
+        </w:tc>
+        <w:tc>
+          <w:tcPr>
+            <w:tcW w:type="pct" w:w="8.666666666666666%"/>
+            <w:shd w:fill="F1F5F9" w:color="auto" w:val="clear"/>
+            <w:tcMar>
+              <w:top w:type="dxa" w:w="60"/>
+              <w:left w:type="dxa" w:w="80"/>
+              <w:bottom w:type="dxa" w:w="60"/>
+              <w:right w:type="dxa" w:w="80"/>
+            </w:tcMar>
+          </w:tcPr>
+          <w:p>
+            <w:pPr>
+              <w:jc w:val="center"/>
+            </w:pPr>
+            <w:r>
+              <w:rPr>
+                <w:rFonts w:ascii="Calibri" w:cs="Calibri" w:eastAsia="Calibri" w:hAnsi="Calibri"/>
+                <w:sz w:val="16"/>
+                <w:szCs w:val="16"/>
+              </w:rPr>
+              <w:t xml:space="preserve">–</w:t>
+            </w:r>
+          </w:p>
+        </w:tc>
+        <w:tc>
+          <w:tcPr>
+            <w:tcW w:type="pct" w:w="8.666666666666666%"/>
+            <w:shd w:fill="F1F5F9" w:color="auto" w:val="clear"/>
+            <w:tcMar>
+              <w:top w:type="dxa" w:w="60"/>
+              <w:left w:type="dxa" w:w="80"/>
+              <w:bottom w:type="dxa" w:w="60"/>
+              <w:right w:type="dxa" w:w="80"/>
+            </w:tcMar>
+          </w:tcPr>
+          <w:p>
+            <w:pPr>
+              <w:jc w:val="center"/>
+            </w:pPr>
+            <w:r>
+              <w:rPr>
+                <w:rFonts w:ascii="Calibri" w:cs="Calibri" w:eastAsia="Calibri" w:hAnsi="Calibri"/>
+                <w:sz w:val="16"/>
+                <w:szCs w:val="16"/>
+              </w:rPr>
+              <w:t xml:space="preserve">–</w:t>
+            </w:r>
+          </w:p>
+        </w:tc>
+        <w:tc>
+          <w:tcPr>
+            <w:tcW w:type="pct" w:w="8.666666666666666%"/>
+            <w:shd w:fill="F1F5F9" w:color="auto" w:val="clear"/>
+            <w:tcMar>
+              <w:top w:type="dxa" w:w="60"/>
+              <w:left w:type="dxa" w:w="80"/>
+              <w:bottom w:type="dxa" w:w="60"/>
+              <w:right w:type="dxa" w:w="80"/>
+            </w:tcMar>
+          </w:tcPr>
+          <w:p>
+            <w:pPr>
+              <w:jc w:val="center"/>
+            </w:pPr>
+            <w:r>
+              <w:rPr>
+                <w:rFonts w:ascii="Calibri" w:cs="Calibri" w:eastAsia="Calibri" w:hAnsi="Calibri"/>
+                <w:sz w:val="16"/>
+                <w:szCs w:val="16"/>
+              </w:rPr>
+              <w:t xml:space="preserve">–</w:t>
+            </w:r>
+          </w:p>
+        </w:tc>
+        <w:tc>
+          <w:tcPr>
+            <w:tcW w:type="pct" w:w="8.666666666666666%"/>
+            <w:shd w:fill="F1F5F9" w:color="auto" w:val="clear"/>
+            <w:tcMar>
+              <w:top w:type="dxa" w:w="60"/>
+              <w:left w:type="dxa" w:w="80"/>
+              <w:bottom w:type="dxa" w:w="60"/>
+              <w:right w:type="dxa" w:w="80"/>
+            </w:tcMar>
+          </w:tcPr>
+          <w:p>
+            <w:pPr>
+              <w:jc w:val="center"/>
+            </w:pPr>
+            <w:r>
+              <w:rPr>
+                <w:rFonts w:ascii="Calibri" w:cs="Calibri" w:eastAsia="Calibri" w:hAnsi="Calibri"/>
+                <w:sz w:val="16"/>
+                <w:szCs w:val="16"/>
+              </w:rPr>
               <w:t xml:space="preserve">✓</w:t>
-            </w:r>
-          </w:p>
-        </w:tc>
-        <w:tc>
-          <w:tcPr>
-            <w:tcW w:type="pct" w:w="8.666666666666666%"/>
-            <w:shd w:fill="F1F5F9" w:color="auto" w:val="clear"/>
-            <w:tcMar>
-              <w:top w:type="dxa" w:w="60"/>
-              <w:left w:type="dxa" w:w="80"/>
-              <w:bottom w:type="dxa" w:w="60"/>
-              <w:right w:type="dxa" w:w="80"/>
-            </w:tcMar>
-          </w:tcPr>
-          <w:p>
-            <w:pPr>
-              <w:jc w:val="center"/>
-            </w:pPr>
-            <w:r>
-              <w:rPr>
-                <w:rFonts w:ascii="Calibri" w:cs="Calibri" w:eastAsia="Calibri" w:hAnsi="Calibri"/>
-                <w:sz w:val="16"/>
-                <w:szCs w:val="16"/>
-              </w:rPr>
-              <w:t xml:space="preserve">–</w:t>
-            </w:r>
-          </w:p>
-        </w:tc>
-        <w:tc>
-          <w:tcPr>
-            <w:tcW w:type="pct" w:w="8.666666666666666%"/>
-            <w:shd w:fill="F1F5F9" w:color="auto" w:val="clear"/>
-            <w:tcMar>
-              <w:top w:type="dxa" w:w="60"/>
-              <w:left w:type="dxa" w:w="80"/>
-              <w:bottom w:type="dxa" w:w="60"/>
-              <w:right w:type="dxa" w:w="80"/>
-            </w:tcMar>
-          </w:tcPr>
-          <w:p>
-            <w:pPr>
-              <w:jc w:val="center"/>
-            </w:pPr>
-            <w:r>
-              <w:rPr>
-                <w:rFonts w:ascii="Calibri" w:cs="Calibri" w:eastAsia="Calibri" w:hAnsi="Calibri"/>
-                <w:sz w:val="16"/>
-                <w:szCs w:val="16"/>
-              </w:rPr>
-              <w:t xml:space="preserve">–</w:t>
-            </w:r>
-          </w:p>
-        </w:tc>
-        <w:tc>
-          <w:tcPr>
-            <w:tcW w:type="pct" w:w="8.666666666666666%"/>
-            <w:shd w:fill="F1F5F9" w:color="auto" w:val="clear"/>
-            <w:tcMar>
-              <w:top w:type="dxa" w:w="60"/>
-              <w:left w:type="dxa" w:w="80"/>
-              <w:bottom w:type="dxa" w:w="60"/>
-              <w:right w:type="dxa" w:w="80"/>
-            </w:tcMar>
-          </w:tcPr>
-          <w:p>
-            <w:pPr>
-              <w:jc w:val="center"/>
-            </w:pPr>
-            <w:r>
-              <w:rPr>
-                <w:rFonts w:ascii="Calibri" w:cs="Calibri" w:eastAsia="Calibri" w:hAnsi="Calibri"/>
-                <w:sz w:val="16"/>
-                <w:szCs w:val="16"/>
-              </w:rPr>
-              <w:t xml:space="preserve">–</w:t>
-            </w:r>
-          </w:p>
-        </w:tc>
-        <w:tc>
-          <w:tcPr>
-            <w:tcW w:type="pct" w:w="8.666666666666666%"/>
-            <w:shd w:fill="F1F5F9" w:color="auto" w:val="clear"/>
-            <w:tcMar>
-              <w:top w:type="dxa" w:w="60"/>
-              <w:left w:type="dxa" w:w="80"/>
-              <w:bottom w:type="dxa" w:w="60"/>
-              <w:right w:type="dxa" w:w="80"/>
-            </w:tcMar>
-          </w:tcPr>
-          <w:p>
-            <w:pPr>
-              <w:jc w:val="center"/>
-            </w:pPr>
-            <w:r>
-              <w:rPr>
-                <w:rFonts w:ascii="Calibri" w:cs="Calibri" w:eastAsia="Calibri" w:hAnsi="Calibri"/>
-                <w:sz w:val="16"/>
-                <w:szCs w:val="16"/>
-              </w:rPr>
-              <w:t xml:space="preserve">–</w:t>
-            </w:r>
-          </w:p>
-        </w:tc>
-        <w:tc>
-          <w:tcPr>
-            <w:tcW w:type="pct" w:w="8.666666666666666%"/>
-            <w:shd w:fill="F1F5F9" w:color="auto" w:val="clear"/>
-            <w:tcMar>
-              <w:top w:type="dxa" w:w="60"/>
-              <w:left w:type="dxa" w:w="80"/>
-              <w:bottom w:type="dxa" w:w="60"/>
-              <w:right w:type="dxa" w:w="80"/>
-            </w:tcMar>
-          </w:tcPr>
-          <w:p>
-            <w:pPr>
-              <w:jc w:val="center"/>
-            </w:pPr>
-            <w:r>
-              <w:rPr>
-                <w:rFonts w:ascii="Calibri" w:cs="Calibri" w:eastAsia="Calibri" w:hAnsi="Calibri"/>
-                <w:sz w:val="16"/>
-                <w:szCs w:val="16"/>
-              </w:rPr>
-              <w:t xml:space="preserve">–</w:t>
             </w:r>
           </w:p>
         </w:tc>
@@ -14147,7 +14369,7 @@
                 <w:sz w:val="16"/>
                 <w:szCs w:val="16"/>
               </w:rPr>
-              <w:t xml:space="preserve">Survey Template</w:t>
+              <w:t xml:space="preserve">VAT Recap</w:t>
             </w:r>
           </w:p>
         </w:tc>
@@ -14297,7 +14519,7 @@
                 <w:sz w:val="16"/>
                 <w:szCs w:val="16"/>
               </w:rPr>
-              <w:t xml:space="preserve">–</w:t>
+              <w:t xml:space="preserve">✓</w:t>
             </w:r>
           </w:p>
         </w:tc>
@@ -14399,207 +14621,7 @@
                 <w:sz w:val="16"/>
                 <w:szCs w:val="16"/>
               </w:rPr>
-              <w:t xml:space="preserve">Audit Log</w:t>
-            </w:r>
-          </w:p>
-        </w:tc>
-        <w:tc>
-          <w:tcPr>
-            <w:tcW w:type="pct" w:w="8.666666666666666%"/>
-            <w:shd w:fill="F1F5F9" w:color="auto" w:val="clear"/>
-            <w:tcMar>
-              <w:top w:type="dxa" w:w="60"/>
-              <w:left w:type="dxa" w:w="80"/>
-              <w:bottom w:type="dxa" w:w="60"/>
-              <w:right w:type="dxa" w:w="80"/>
-            </w:tcMar>
-          </w:tcPr>
-          <w:p>
-            <w:pPr>
-              <w:jc w:val="center"/>
-            </w:pPr>
-            <w:r>
-              <w:rPr>
-                <w:rFonts w:ascii="Calibri" w:cs="Calibri" w:eastAsia="Calibri" w:hAnsi="Calibri"/>
-                <w:sz w:val="16"/>
-                <w:szCs w:val="16"/>
-              </w:rPr>
-              <w:t xml:space="preserve">–</w:t>
-            </w:r>
-          </w:p>
-        </w:tc>
-        <w:tc>
-          <w:tcPr>
-            <w:tcW w:type="pct" w:w="8.666666666666666%"/>
-            <w:shd w:fill="F1F5F9" w:color="auto" w:val="clear"/>
-            <w:tcMar>
-              <w:top w:type="dxa" w:w="60"/>
-              <w:left w:type="dxa" w:w="80"/>
-              <w:bottom w:type="dxa" w:w="60"/>
-              <w:right w:type="dxa" w:w="80"/>
-            </w:tcMar>
-          </w:tcPr>
-          <w:p>
-            <w:pPr>
-              <w:jc w:val="center"/>
-            </w:pPr>
-            <w:r>
-              <w:rPr>
-                <w:rFonts w:ascii="Calibri" w:cs="Calibri" w:eastAsia="Calibri" w:hAnsi="Calibri"/>
-                <w:sz w:val="16"/>
-                <w:szCs w:val="16"/>
-              </w:rPr>
-              <w:t xml:space="preserve">–</w:t>
-            </w:r>
-          </w:p>
-        </w:tc>
-        <w:tc>
-          <w:tcPr>
-            <w:tcW w:type="pct" w:w="8.666666666666666%"/>
-            <w:shd w:fill="F1F5F9" w:color="auto" w:val="clear"/>
-            <w:tcMar>
-              <w:top w:type="dxa" w:w="60"/>
-              <w:left w:type="dxa" w:w="80"/>
-              <w:bottom w:type="dxa" w:w="60"/>
-              <w:right w:type="dxa" w:w="80"/>
-            </w:tcMar>
-          </w:tcPr>
-          <w:p>
-            <w:pPr>
-              <w:jc w:val="center"/>
-            </w:pPr>
-            <w:r>
-              <w:rPr>
-                <w:rFonts w:ascii="Calibri" w:cs="Calibri" w:eastAsia="Calibri" w:hAnsi="Calibri"/>
-                <w:sz w:val="16"/>
-                <w:szCs w:val="16"/>
-              </w:rPr>
-              <w:t xml:space="preserve">–</w:t>
-            </w:r>
-          </w:p>
-        </w:tc>
-        <w:tc>
-          <w:tcPr>
-            <w:tcW w:type="pct" w:w="8.666666666666666%"/>
-            <w:shd w:fill="F1F5F9" w:color="auto" w:val="clear"/>
-            <w:tcMar>
-              <w:top w:type="dxa" w:w="60"/>
-              <w:left w:type="dxa" w:w="80"/>
-              <w:bottom w:type="dxa" w:w="60"/>
-              <w:right w:type="dxa" w:w="80"/>
-            </w:tcMar>
-          </w:tcPr>
-          <w:p>
-            <w:pPr>
-              <w:jc w:val="center"/>
-            </w:pPr>
-            <w:r>
-              <w:rPr>
-                <w:rFonts w:ascii="Calibri" w:cs="Calibri" w:eastAsia="Calibri" w:hAnsi="Calibri"/>
-                <w:sz w:val="16"/>
-                <w:szCs w:val="16"/>
-              </w:rPr>
-              <w:t xml:space="preserve">–</w:t>
-            </w:r>
-          </w:p>
-        </w:tc>
-        <w:tc>
-          <w:tcPr>
-            <w:tcW w:type="pct" w:w="8.666666666666666%"/>
-            <w:shd w:fill="F1F5F9" w:color="auto" w:val="clear"/>
-            <w:tcMar>
-              <w:top w:type="dxa" w:w="60"/>
-              <w:left w:type="dxa" w:w="80"/>
-              <w:bottom w:type="dxa" w:w="60"/>
-              <w:right w:type="dxa" w:w="80"/>
-            </w:tcMar>
-          </w:tcPr>
-          <w:p>
-            <w:pPr>
-              <w:jc w:val="center"/>
-            </w:pPr>
-            <w:r>
-              <w:rPr>
-                <w:rFonts w:ascii="Calibri" w:cs="Calibri" w:eastAsia="Calibri" w:hAnsi="Calibri"/>
-                <w:sz w:val="16"/>
-                <w:szCs w:val="16"/>
-              </w:rPr>
-              <w:t xml:space="preserve">–</w:t>
-            </w:r>
-          </w:p>
-        </w:tc>
-        <w:tc>
-          <w:tcPr>
-            <w:tcW w:type="pct" w:w="8.666666666666666%"/>
-            <w:shd w:fill="F1F5F9" w:color="auto" w:val="clear"/>
-            <w:tcMar>
-              <w:top w:type="dxa" w:w="60"/>
-              <w:left w:type="dxa" w:w="80"/>
-              <w:bottom w:type="dxa" w:w="60"/>
-              <w:right w:type="dxa" w:w="80"/>
-            </w:tcMar>
-          </w:tcPr>
-          <w:p>
-            <w:pPr>
-              <w:jc w:val="center"/>
-            </w:pPr>
-            <w:r>
-              <w:rPr>
-                <w:rFonts w:ascii="Calibri" w:cs="Calibri" w:eastAsia="Calibri" w:hAnsi="Calibri"/>
-                <w:sz w:val="16"/>
-                <w:szCs w:val="16"/>
-              </w:rPr>
-              <w:t xml:space="preserve">–</w:t>
-            </w:r>
-          </w:p>
-        </w:tc>
-        <w:tc>
-          <w:tcPr>
-            <w:tcW w:type="pct" w:w="8.666666666666666%"/>
-            <w:shd w:fill="F1F5F9" w:color="auto" w:val="clear"/>
-            <w:tcMar>
-              <w:top w:type="dxa" w:w="60"/>
-              <w:left w:type="dxa" w:w="80"/>
-              <w:bottom w:type="dxa" w:w="60"/>
-              <w:right w:type="dxa" w:w="80"/>
-            </w:tcMar>
-          </w:tcPr>
-          <w:p>
-            <w:pPr>
-              <w:jc w:val="center"/>
-            </w:pPr>
-            <w:r>
-              <w:rPr>
-                <w:rFonts w:ascii="Calibri" w:cs="Calibri" w:eastAsia="Calibri" w:hAnsi="Calibri"/>
-                <w:sz w:val="16"/>
-                <w:szCs w:val="16"/>
-              </w:rPr>
-              <w:t xml:space="preserve">–</w:t>
-            </w:r>
-          </w:p>
-        </w:tc>
-        <w:tc>
-          <w:tcPr>
-            <w:tcW w:type="pct" w:w="8.666666666666666%"/>
-            <w:shd w:fill="F1F5F9" w:color="auto" w:val="clear"/>
-            <w:tcMar>
-              <w:top w:type="dxa" w:w="60"/>
-              <w:left w:type="dxa" w:w="80"/>
-              <w:bottom w:type="dxa" w:w="60"/>
-              <w:right w:type="dxa" w:w="80"/>
-            </w:tcMar>
-          </w:tcPr>
-          <w:p>
-            <w:pPr>
-              <w:jc w:val="center"/>
-            </w:pPr>
-            <w:r>
-              <w:rPr>
-                <w:rFonts w:ascii="Calibri" w:cs="Calibri" w:eastAsia="Calibri" w:hAnsi="Calibri"/>
-                <w:sz w:val="16"/>
-                <w:szCs w:val="16"/>
-              </w:rPr>
-              <w:t xml:space="preserve">–</w:t>
+              <w:t xml:space="preserve">Invoice Settings</w:t>
             </w:r>
           </w:p>
         </w:tc>
@@ -14625,6 +14647,206 @@
                 <w:szCs w:val="16"/>
               </w:rPr>
               <w:t xml:space="preserve">✓</w:t>
+            </w:r>
+          </w:p>
+        </w:tc>
+        <w:tc>
+          <w:tcPr>
+            <w:tcW w:type="pct" w:w="8.666666666666666%"/>
+            <w:shd w:fill="F1F5F9" w:color="auto" w:val="clear"/>
+            <w:tcMar>
+              <w:top w:type="dxa" w:w="60"/>
+              <w:left w:type="dxa" w:w="80"/>
+              <w:bottom w:type="dxa" w:w="60"/>
+              <w:right w:type="dxa" w:w="80"/>
+            </w:tcMar>
+          </w:tcPr>
+          <w:p>
+            <w:pPr>
+              <w:jc w:val="center"/>
+            </w:pPr>
+            <w:r>
+              <w:rPr>
+                <w:rFonts w:ascii="Calibri" w:cs="Calibri" w:eastAsia="Calibri" w:hAnsi="Calibri"/>
+                <w:sz w:val="16"/>
+                <w:szCs w:val="16"/>
+              </w:rPr>
+              <w:t xml:space="preserve">–</w:t>
+            </w:r>
+          </w:p>
+        </w:tc>
+        <w:tc>
+          <w:tcPr>
+            <w:tcW w:type="pct" w:w="8.666666666666666%"/>
+            <w:shd w:fill="F1F5F9" w:color="auto" w:val="clear"/>
+            <w:tcMar>
+              <w:top w:type="dxa" w:w="60"/>
+              <w:left w:type="dxa" w:w="80"/>
+              <w:bottom w:type="dxa" w:w="60"/>
+              <w:right w:type="dxa" w:w="80"/>
+            </w:tcMar>
+          </w:tcPr>
+          <w:p>
+            <w:pPr>
+              <w:jc w:val="center"/>
+            </w:pPr>
+            <w:r>
+              <w:rPr>
+                <w:rFonts w:ascii="Calibri" w:cs="Calibri" w:eastAsia="Calibri" w:hAnsi="Calibri"/>
+                <w:sz w:val="16"/>
+                <w:szCs w:val="16"/>
+              </w:rPr>
+              <w:t xml:space="preserve">–</w:t>
+            </w:r>
+          </w:p>
+        </w:tc>
+        <w:tc>
+          <w:tcPr>
+            <w:tcW w:type="pct" w:w="8.666666666666666%"/>
+            <w:shd w:fill="F1F5F9" w:color="auto" w:val="clear"/>
+            <w:tcMar>
+              <w:top w:type="dxa" w:w="60"/>
+              <w:left w:type="dxa" w:w="80"/>
+              <w:bottom w:type="dxa" w:w="60"/>
+              <w:right w:type="dxa" w:w="80"/>
+            </w:tcMar>
+          </w:tcPr>
+          <w:p>
+            <w:pPr>
+              <w:jc w:val="center"/>
+            </w:pPr>
+            <w:r>
+              <w:rPr>
+                <w:rFonts w:ascii="Calibri" w:cs="Calibri" w:eastAsia="Calibri" w:hAnsi="Calibri"/>
+                <w:sz w:val="16"/>
+                <w:szCs w:val="16"/>
+              </w:rPr>
+              <w:t xml:space="preserve">–</w:t>
+            </w:r>
+          </w:p>
+        </w:tc>
+        <w:tc>
+          <w:tcPr>
+            <w:tcW w:type="pct" w:w="8.666666666666666%"/>
+            <w:shd w:fill="F1F5F9" w:color="auto" w:val="clear"/>
+            <w:tcMar>
+              <w:top w:type="dxa" w:w="60"/>
+              <w:left w:type="dxa" w:w="80"/>
+              <w:bottom w:type="dxa" w:w="60"/>
+              <w:right w:type="dxa" w:w="80"/>
+            </w:tcMar>
+          </w:tcPr>
+          <w:p>
+            <w:pPr>
+              <w:jc w:val="center"/>
+            </w:pPr>
+            <w:r>
+              <w:rPr>
+                <w:rFonts w:ascii="Calibri" w:cs="Calibri" w:eastAsia="Calibri" w:hAnsi="Calibri"/>
+                <w:sz w:val="16"/>
+                <w:szCs w:val="16"/>
+              </w:rPr>
+              <w:t xml:space="preserve">–</w:t>
+            </w:r>
+          </w:p>
+        </w:tc>
+        <w:tc>
+          <w:tcPr>
+            <w:tcW w:type="pct" w:w="8.666666666666666%"/>
+            <w:shd w:fill="F1F5F9" w:color="auto" w:val="clear"/>
+            <w:tcMar>
+              <w:top w:type="dxa" w:w="60"/>
+              <w:left w:type="dxa" w:w="80"/>
+              <w:bottom w:type="dxa" w:w="60"/>
+              <w:right w:type="dxa" w:w="80"/>
+            </w:tcMar>
+          </w:tcPr>
+          <w:p>
+            <w:pPr>
+              <w:jc w:val="center"/>
+            </w:pPr>
+            <w:r>
+              <w:rPr>
+                <w:rFonts w:ascii="Calibri" w:cs="Calibri" w:eastAsia="Calibri" w:hAnsi="Calibri"/>
+                <w:sz w:val="16"/>
+                <w:szCs w:val="16"/>
+              </w:rPr>
+              <w:t xml:space="preserve">✓</w:t>
+            </w:r>
+          </w:p>
+        </w:tc>
+        <w:tc>
+          <w:tcPr>
+            <w:tcW w:type="pct" w:w="8.666666666666666%"/>
+            <w:shd w:fill="F1F5F9" w:color="auto" w:val="clear"/>
+            <w:tcMar>
+              <w:top w:type="dxa" w:w="60"/>
+              <w:left w:type="dxa" w:w="80"/>
+              <w:bottom w:type="dxa" w:w="60"/>
+              <w:right w:type="dxa" w:w="80"/>
+            </w:tcMar>
+          </w:tcPr>
+          <w:p>
+            <w:pPr>
+              <w:jc w:val="center"/>
+            </w:pPr>
+            <w:r>
+              <w:rPr>
+                <w:rFonts w:ascii="Calibri" w:cs="Calibri" w:eastAsia="Calibri" w:hAnsi="Calibri"/>
+                <w:sz w:val="16"/>
+                <w:szCs w:val="16"/>
+              </w:rPr>
+              <w:t xml:space="preserve">–</w:t>
+            </w:r>
+          </w:p>
+        </w:tc>
+        <w:tc>
+          <w:tcPr>
+            <w:tcW w:type="pct" w:w="8.666666666666666%"/>
+            <w:shd w:fill="F1F5F9" w:color="auto" w:val="clear"/>
+            <w:tcMar>
+              <w:top w:type="dxa" w:w="60"/>
+              <w:left w:type="dxa" w:w="80"/>
+              <w:bottom w:type="dxa" w:w="60"/>
+              <w:right w:type="dxa" w:w="80"/>
+            </w:tcMar>
+          </w:tcPr>
+          <w:p>
+            <w:pPr>
+              <w:jc w:val="center"/>
+            </w:pPr>
+            <w:r>
+              <w:rPr>
+                <w:rFonts w:ascii="Calibri" w:cs="Calibri" w:eastAsia="Calibri" w:hAnsi="Calibri"/>
+                <w:sz w:val="16"/>
+                <w:szCs w:val="16"/>
+              </w:rPr>
+              <w:t xml:space="preserve">–</w:t>
+            </w:r>
+          </w:p>
+        </w:tc>
+        <w:tc>
+          <w:tcPr>
+            <w:tcW w:type="pct" w:w="8.666666666666666%"/>
+            <w:shd w:fill="F1F5F9" w:color="auto" w:val="clear"/>
+            <w:tcMar>
+              <w:top w:type="dxa" w:w="60"/>
+              <w:left w:type="dxa" w:w="80"/>
+              <w:bottom w:type="dxa" w:w="60"/>
+              <w:right w:type="dxa" w:w="80"/>
+            </w:tcMar>
+          </w:tcPr>
+          <w:p>
+            <w:pPr>
+              <w:jc w:val="center"/>
+            </w:pPr>
+            <w:r>
+              <w:rPr>
+                <w:rFonts w:ascii="Calibri" w:cs="Calibri" w:eastAsia="Calibri" w:hAnsi="Calibri"/>
+                <w:sz w:val="16"/>
+                <w:szCs w:val="16"/>
+              </w:rPr>
+              <w:t xml:space="preserve">–</w:t>
             </w:r>
           </w:p>
         </w:tc>
@@ -14651,7 +14873,7 @@
                 <w:sz w:val="16"/>
                 <w:szCs w:val="16"/>
               </w:rPr>
-              <w:t xml:space="preserve">Settings</w:t>
+              <w:t xml:space="preserve">Survey Results</w:t>
             </w:r>
           </w:p>
         </w:tc>
@@ -14701,6 +14923,31 @@
                 <w:sz w:val="16"/>
                 <w:szCs w:val="16"/>
               </w:rPr>
+              <w:t xml:space="preserve">–</w:t>
+            </w:r>
+          </w:p>
+        </w:tc>
+        <w:tc>
+          <w:tcPr>
+            <w:tcW w:type="pct" w:w="8.666666666666666%"/>
+            <w:shd w:fill="FFFFFF" w:color="auto" w:val="clear"/>
+            <w:tcMar>
+              <w:top w:type="dxa" w:w="60"/>
+              <w:left w:type="dxa" w:w="80"/>
+              <w:bottom w:type="dxa" w:w="60"/>
+              <w:right w:type="dxa" w:w="80"/>
+            </w:tcMar>
+          </w:tcPr>
+          <w:p>
+            <w:pPr>
+              <w:jc w:val="center"/>
+            </w:pPr>
+            <w:r>
+              <w:rPr>
+                <w:rFonts w:ascii="Calibri" w:cs="Calibri" w:eastAsia="Calibri" w:hAnsi="Calibri"/>
+                <w:sz w:val="16"/>
+                <w:szCs w:val="16"/>
+              </w:rPr>
               <w:t xml:space="preserve">✓</w:t>
             </w:r>
           </w:p>
@@ -14726,157 +14973,132 @@
                 <w:sz w:val="16"/>
                 <w:szCs w:val="16"/>
               </w:rPr>
-              <w:t xml:space="preserve">✓</w:t>
-            </w:r>
-          </w:p>
-        </w:tc>
-        <w:tc>
-          <w:tcPr>
-            <w:tcW w:type="pct" w:w="8.666666666666666%"/>
-            <w:shd w:fill="FFFFFF" w:color="auto" w:val="clear"/>
-            <w:tcMar>
-              <w:top w:type="dxa" w:w="60"/>
-              <w:left w:type="dxa" w:w="80"/>
-              <w:bottom w:type="dxa" w:w="60"/>
-              <w:right w:type="dxa" w:w="80"/>
-            </w:tcMar>
-          </w:tcPr>
-          <w:p>
-            <w:pPr>
-              <w:jc w:val="center"/>
-            </w:pPr>
-            <w:r>
-              <w:rPr>
-                <w:rFonts w:ascii="Calibri" w:cs="Calibri" w:eastAsia="Calibri" w:hAnsi="Calibri"/>
-                <w:sz w:val="16"/>
-                <w:szCs w:val="16"/>
-              </w:rPr>
-              <w:t xml:space="preserve">✓</w:t>
-            </w:r>
-          </w:p>
-        </w:tc>
-        <w:tc>
-          <w:tcPr>
-            <w:tcW w:type="pct" w:w="8.666666666666666%"/>
-            <w:shd w:fill="FFFFFF" w:color="auto" w:val="clear"/>
-            <w:tcMar>
-              <w:top w:type="dxa" w:w="60"/>
-              <w:left w:type="dxa" w:w="80"/>
-              <w:bottom w:type="dxa" w:w="60"/>
-              <w:right w:type="dxa" w:w="80"/>
-            </w:tcMar>
-          </w:tcPr>
-          <w:p>
-            <w:pPr>
-              <w:jc w:val="center"/>
-            </w:pPr>
-            <w:r>
-              <w:rPr>
-                <w:rFonts w:ascii="Calibri" w:cs="Calibri" w:eastAsia="Calibri" w:hAnsi="Calibri"/>
-                <w:sz w:val="16"/>
-                <w:szCs w:val="16"/>
-              </w:rPr>
-              <w:t xml:space="preserve">✓</w:t>
-            </w:r>
-          </w:p>
-        </w:tc>
-        <w:tc>
-          <w:tcPr>
-            <w:tcW w:type="pct" w:w="8.666666666666666%"/>
-            <w:shd w:fill="FFFFFF" w:color="auto" w:val="clear"/>
-            <w:tcMar>
-              <w:top w:type="dxa" w:w="60"/>
-              <w:left w:type="dxa" w:w="80"/>
-              <w:bottom w:type="dxa" w:w="60"/>
-              <w:right w:type="dxa" w:w="80"/>
-            </w:tcMar>
-          </w:tcPr>
-          <w:p>
-            <w:pPr>
-              <w:jc w:val="center"/>
-            </w:pPr>
-            <w:r>
-              <w:rPr>
-                <w:rFonts w:ascii="Calibri" w:cs="Calibri" w:eastAsia="Calibri" w:hAnsi="Calibri"/>
-                <w:sz w:val="16"/>
-                <w:szCs w:val="16"/>
-              </w:rPr>
-              <w:t xml:space="preserve">✓</w:t>
-            </w:r>
-          </w:p>
-        </w:tc>
-        <w:tc>
-          <w:tcPr>
-            <w:tcW w:type="pct" w:w="8.666666666666666%"/>
-            <w:shd w:fill="FFFFFF" w:color="auto" w:val="clear"/>
-            <w:tcMar>
-              <w:top w:type="dxa" w:w="60"/>
-              <w:left w:type="dxa" w:w="80"/>
-              <w:bottom w:type="dxa" w:w="60"/>
-              <w:right w:type="dxa" w:w="80"/>
-            </w:tcMar>
-          </w:tcPr>
-          <w:p>
-            <w:pPr>
-              <w:jc w:val="center"/>
-            </w:pPr>
-            <w:r>
-              <w:rPr>
-                <w:rFonts w:ascii="Calibri" w:cs="Calibri" w:eastAsia="Calibri" w:hAnsi="Calibri"/>
-                <w:sz w:val="16"/>
-                <w:szCs w:val="16"/>
-              </w:rPr>
-              <w:t xml:space="preserve">✓</w:t>
-            </w:r>
-          </w:p>
-        </w:tc>
-        <w:tc>
-          <w:tcPr>
-            <w:tcW w:type="pct" w:w="8.666666666666666%"/>
-            <w:shd w:fill="FFFFFF" w:color="auto" w:val="clear"/>
-            <w:tcMar>
-              <w:top w:type="dxa" w:w="60"/>
-              <w:left w:type="dxa" w:w="80"/>
-              <w:bottom w:type="dxa" w:w="60"/>
-              <w:right w:type="dxa" w:w="80"/>
-            </w:tcMar>
-          </w:tcPr>
-          <w:p>
-            <w:pPr>
-              <w:jc w:val="center"/>
-            </w:pPr>
-            <w:r>
-              <w:rPr>
-                <w:rFonts w:ascii="Calibri" w:cs="Calibri" w:eastAsia="Calibri" w:hAnsi="Calibri"/>
-                <w:sz w:val="16"/>
-                <w:szCs w:val="16"/>
-              </w:rPr>
-              <w:t xml:space="preserve">✓</w:t>
-            </w:r>
-          </w:p>
-        </w:tc>
-        <w:tc>
-          <w:tcPr>
-            <w:tcW w:type="pct" w:w="8.666666666666666%"/>
-            <w:shd w:fill="FFFFFF" w:color="auto" w:val="clear"/>
-            <w:tcMar>
-              <w:top w:type="dxa" w:w="60"/>
-              <w:left w:type="dxa" w:w="80"/>
-              <w:bottom w:type="dxa" w:w="60"/>
-              <w:right w:type="dxa" w:w="80"/>
-            </w:tcMar>
-          </w:tcPr>
-          <w:p>
-            <w:pPr>
-              <w:jc w:val="center"/>
-            </w:pPr>
-            <w:r>
-              <w:rPr>
-                <w:rFonts w:ascii="Calibri" w:cs="Calibri" w:eastAsia="Calibri" w:hAnsi="Calibri"/>
-                <w:sz w:val="16"/>
-                <w:szCs w:val="16"/>
-              </w:rPr>
-              <w:t xml:space="preserve">✓</w:t>
+              <w:t xml:space="preserve">–</w:t>
+            </w:r>
+          </w:p>
+        </w:tc>
+        <w:tc>
+          <w:tcPr>
+            <w:tcW w:type="pct" w:w="8.666666666666666%"/>
+            <w:shd w:fill="FFFFFF" w:color="auto" w:val="clear"/>
+            <w:tcMar>
+              <w:top w:type="dxa" w:w="60"/>
+              <w:left w:type="dxa" w:w="80"/>
+              <w:bottom w:type="dxa" w:w="60"/>
+              <w:right w:type="dxa" w:w="80"/>
+            </w:tcMar>
+          </w:tcPr>
+          <w:p>
+            <w:pPr>
+              <w:jc w:val="center"/>
+            </w:pPr>
+            <w:r>
+              <w:rPr>
+                <w:rFonts w:ascii="Calibri" w:cs="Calibri" w:eastAsia="Calibri" w:hAnsi="Calibri"/>
+                <w:sz w:val="16"/>
+                <w:szCs w:val="16"/>
+              </w:rPr>
+              <w:t xml:space="preserve">–</w:t>
+            </w:r>
+          </w:p>
+        </w:tc>
+        <w:tc>
+          <w:tcPr>
+            <w:tcW w:type="pct" w:w="8.666666666666666%"/>
+            <w:shd w:fill="FFFFFF" w:color="auto" w:val="clear"/>
+            <w:tcMar>
+              <w:top w:type="dxa" w:w="60"/>
+              <w:left w:type="dxa" w:w="80"/>
+              <w:bottom w:type="dxa" w:w="60"/>
+              <w:right w:type="dxa" w:w="80"/>
+            </w:tcMar>
+          </w:tcPr>
+          <w:p>
+            <w:pPr>
+              <w:jc w:val="center"/>
+            </w:pPr>
+            <w:r>
+              <w:rPr>
+                <w:rFonts w:ascii="Calibri" w:cs="Calibri" w:eastAsia="Calibri" w:hAnsi="Calibri"/>
+                <w:sz w:val="16"/>
+                <w:szCs w:val="16"/>
+              </w:rPr>
+              <w:t xml:space="preserve">–</w:t>
+            </w:r>
+          </w:p>
+        </w:tc>
+        <w:tc>
+          <w:tcPr>
+            <w:tcW w:type="pct" w:w="8.666666666666666%"/>
+            <w:shd w:fill="FFFFFF" w:color="auto" w:val="clear"/>
+            <w:tcMar>
+              <w:top w:type="dxa" w:w="60"/>
+              <w:left w:type="dxa" w:w="80"/>
+              <w:bottom w:type="dxa" w:w="60"/>
+              <w:right w:type="dxa" w:w="80"/>
+            </w:tcMar>
+          </w:tcPr>
+          <w:p>
+            <w:pPr>
+              <w:jc w:val="center"/>
+            </w:pPr>
+            <w:r>
+              <w:rPr>
+                <w:rFonts w:ascii="Calibri" w:cs="Calibri" w:eastAsia="Calibri" w:hAnsi="Calibri"/>
+                <w:sz w:val="16"/>
+                <w:szCs w:val="16"/>
+              </w:rPr>
+              <w:t xml:space="preserve">–</w:t>
+            </w:r>
+          </w:p>
+        </w:tc>
+        <w:tc>
+          <w:tcPr>
+            <w:tcW w:type="pct" w:w="8.666666666666666%"/>
+            <w:shd w:fill="FFFFFF" w:color="auto" w:val="clear"/>
+            <w:tcMar>
+              <w:top w:type="dxa" w:w="60"/>
+              <w:left w:type="dxa" w:w="80"/>
+              <w:bottom w:type="dxa" w:w="60"/>
+              <w:right w:type="dxa" w:w="80"/>
+            </w:tcMar>
+          </w:tcPr>
+          <w:p>
+            <w:pPr>
+              <w:jc w:val="center"/>
+            </w:pPr>
+            <w:r>
+              <w:rPr>
+                <w:rFonts w:ascii="Calibri" w:cs="Calibri" w:eastAsia="Calibri" w:hAnsi="Calibri"/>
+                <w:sz w:val="16"/>
+                <w:szCs w:val="16"/>
+              </w:rPr>
+              <w:t xml:space="preserve">–</w:t>
+            </w:r>
+          </w:p>
+        </w:tc>
+        <w:tc>
+          <w:tcPr>
+            <w:tcW w:type="pct" w:w="8.666666666666666%"/>
+            <w:shd w:fill="FFFFFF" w:color="auto" w:val="clear"/>
+            <w:tcMar>
+              <w:top w:type="dxa" w:w="60"/>
+              <w:left w:type="dxa" w:w="80"/>
+              <w:bottom w:type="dxa" w:w="60"/>
+              <w:right w:type="dxa" w:w="80"/>
+            </w:tcMar>
+          </w:tcPr>
+          <w:p>
+            <w:pPr>
+              <w:jc w:val="center"/>
+            </w:pPr>
+            <w:r>
+              <w:rPr>
+                <w:rFonts w:ascii="Calibri" w:cs="Calibri" w:eastAsia="Calibri" w:hAnsi="Calibri"/>
+                <w:sz w:val="16"/>
+                <w:szCs w:val="16"/>
+              </w:rPr>
+              <w:t xml:space="preserve">–</w:t>
             </w:r>
           </w:p>
         </w:tc>
@@ -14903,6 +15125,762 @@
                 <w:sz w:val="16"/>
                 <w:szCs w:val="16"/>
               </w:rPr>
+              <w:t xml:space="preserve">Survey Template</w:t>
+            </w:r>
+          </w:p>
+        </w:tc>
+        <w:tc>
+          <w:tcPr>
+            <w:tcW w:type="pct" w:w="8.666666666666666%"/>
+            <w:shd w:fill="F1F5F9" w:color="auto" w:val="clear"/>
+            <w:tcMar>
+              <w:top w:type="dxa" w:w="60"/>
+              <w:left w:type="dxa" w:w="80"/>
+              <w:bottom w:type="dxa" w:w="60"/>
+              <w:right w:type="dxa" w:w="80"/>
+            </w:tcMar>
+          </w:tcPr>
+          <w:p>
+            <w:pPr>
+              <w:jc w:val="center"/>
+            </w:pPr>
+            <w:r>
+              <w:rPr>
+                <w:rFonts w:ascii="Calibri" w:cs="Calibri" w:eastAsia="Calibri" w:hAnsi="Calibri"/>
+                <w:sz w:val="16"/>
+                <w:szCs w:val="16"/>
+              </w:rPr>
+              <w:t xml:space="preserve">✓</w:t>
+            </w:r>
+          </w:p>
+        </w:tc>
+        <w:tc>
+          <w:tcPr>
+            <w:tcW w:type="pct" w:w="8.666666666666666%"/>
+            <w:shd w:fill="F1F5F9" w:color="auto" w:val="clear"/>
+            <w:tcMar>
+              <w:top w:type="dxa" w:w="60"/>
+              <w:left w:type="dxa" w:w="80"/>
+              <w:bottom w:type="dxa" w:w="60"/>
+              <w:right w:type="dxa" w:w="80"/>
+            </w:tcMar>
+          </w:tcPr>
+          <w:p>
+            <w:pPr>
+              <w:jc w:val="center"/>
+            </w:pPr>
+            <w:r>
+              <w:rPr>
+                <w:rFonts w:ascii="Calibri" w:cs="Calibri" w:eastAsia="Calibri" w:hAnsi="Calibri"/>
+                <w:sz w:val="16"/>
+                <w:szCs w:val="16"/>
+              </w:rPr>
+              <w:t xml:space="preserve">–</w:t>
+            </w:r>
+          </w:p>
+        </w:tc>
+        <w:tc>
+          <w:tcPr>
+            <w:tcW w:type="pct" w:w="8.666666666666666%"/>
+            <w:shd w:fill="F1F5F9" w:color="auto" w:val="clear"/>
+            <w:tcMar>
+              <w:top w:type="dxa" w:w="60"/>
+              <w:left w:type="dxa" w:w="80"/>
+              <w:bottom w:type="dxa" w:w="60"/>
+              <w:right w:type="dxa" w:w="80"/>
+            </w:tcMar>
+          </w:tcPr>
+          <w:p>
+            <w:pPr>
+              <w:jc w:val="center"/>
+            </w:pPr>
+            <w:r>
+              <w:rPr>
+                <w:rFonts w:ascii="Calibri" w:cs="Calibri" w:eastAsia="Calibri" w:hAnsi="Calibri"/>
+                <w:sz w:val="16"/>
+                <w:szCs w:val="16"/>
+              </w:rPr>
+              <w:t xml:space="preserve">–</w:t>
+            </w:r>
+          </w:p>
+        </w:tc>
+        <w:tc>
+          <w:tcPr>
+            <w:tcW w:type="pct" w:w="8.666666666666666%"/>
+            <w:shd w:fill="F1F5F9" w:color="auto" w:val="clear"/>
+            <w:tcMar>
+              <w:top w:type="dxa" w:w="60"/>
+              <w:left w:type="dxa" w:w="80"/>
+              <w:bottom w:type="dxa" w:w="60"/>
+              <w:right w:type="dxa" w:w="80"/>
+            </w:tcMar>
+          </w:tcPr>
+          <w:p>
+            <w:pPr>
+              <w:jc w:val="center"/>
+            </w:pPr>
+            <w:r>
+              <w:rPr>
+                <w:rFonts w:ascii="Calibri" w:cs="Calibri" w:eastAsia="Calibri" w:hAnsi="Calibri"/>
+                <w:sz w:val="16"/>
+                <w:szCs w:val="16"/>
+              </w:rPr>
+              <w:t xml:space="preserve">–</w:t>
+            </w:r>
+          </w:p>
+        </w:tc>
+        <w:tc>
+          <w:tcPr>
+            <w:tcW w:type="pct" w:w="8.666666666666666%"/>
+            <w:shd w:fill="F1F5F9" w:color="auto" w:val="clear"/>
+            <w:tcMar>
+              <w:top w:type="dxa" w:w="60"/>
+              <w:left w:type="dxa" w:w="80"/>
+              <w:bottom w:type="dxa" w:w="60"/>
+              <w:right w:type="dxa" w:w="80"/>
+            </w:tcMar>
+          </w:tcPr>
+          <w:p>
+            <w:pPr>
+              <w:jc w:val="center"/>
+            </w:pPr>
+            <w:r>
+              <w:rPr>
+                <w:rFonts w:ascii="Calibri" w:cs="Calibri" w:eastAsia="Calibri" w:hAnsi="Calibri"/>
+                <w:sz w:val="16"/>
+                <w:szCs w:val="16"/>
+              </w:rPr>
+              <w:t xml:space="preserve">–</w:t>
+            </w:r>
+          </w:p>
+        </w:tc>
+        <w:tc>
+          <w:tcPr>
+            <w:tcW w:type="pct" w:w="8.666666666666666%"/>
+            <w:shd w:fill="F1F5F9" w:color="auto" w:val="clear"/>
+            <w:tcMar>
+              <w:top w:type="dxa" w:w="60"/>
+              <w:left w:type="dxa" w:w="80"/>
+              <w:bottom w:type="dxa" w:w="60"/>
+              <w:right w:type="dxa" w:w="80"/>
+            </w:tcMar>
+          </w:tcPr>
+          <w:p>
+            <w:pPr>
+              <w:jc w:val="center"/>
+            </w:pPr>
+            <w:r>
+              <w:rPr>
+                <w:rFonts w:ascii="Calibri" w:cs="Calibri" w:eastAsia="Calibri" w:hAnsi="Calibri"/>
+                <w:sz w:val="16"/>
+                <w:szCs w:val="16"/>
+              </w:rPr>
+              <w:t xml:space="preserve">–</w:t>
+            </w:r>
+          </w:p>
+        </w:tc>
+        <w:tc>
+          <w:tcPr>
+            <w:tcW w:type="pct" w:w="8.666666666666666%"/>
+            <w:shd w:fill="F1F5F9" w:color="auto" w:val="clear"/>
+            <w:tcMar>
+              <w:top w:type="dxa" w:w="60"/>
+              <w:left w:type="dxa" w:w="80"/>
+              <w:bottom w:type="dxa" w:w="60"/>
+              <w:right w:type="dxa" w:w="80"/>
+            </w:tcMar>
+          </w:tcPr>
+          <w:p>
+            <w:pPr>
+              <w:jc w:val="center"/>
+            </w:pPr>
+            <w:r>
+              <w:rPr>
+                <w:rFonts w:ascii="Calibri" w:cs="Calibri" w:eastAsia="Calibri" w:hAnsi="Calibri"/>
+                <w:sz w:val="16"/>
+                <w:szCs w:val="16"/>
+              </w:rPr>
+              <w:t xml:space="preserve">–</w:t>
+            </w:r>
+          </w:p>
+        </w:tc>
+        <w:tc>
+          <w:tcPr>
+            <w:tcW w:type="pct" w:w="8.666666666666666%"/>
+            <w:shd w:fill="F1F5F9" w:color="auto" w:val="clear"/>
+            <w:tcMar>
+              <w:top w:type="dxa" w:w="60"/>
+              <w:left w:type="dxa" w:w="80"/>
+              <w:bottom w:type="dxa" w:w="60"/>
+              <w:right w:type="dxa" w:w="80"/>
+            </w:tcMar>
+          </w:tcPr>
+          <w:p>
+            <w:pPr>
+              <w:jc w:val="center"/>
+            </w:pPr>
+            <w:r>
+              <w:rPr>
+                <w:rFonts w:ascii="Calibri" w:cs="Calibri" w:eastAsia="Calibri" w:hAnsi="Calibri"/>
+                <w:sz w:val="16"/>
+                <w:szCs w:val="16"/>
+              </w:rPr>
+              <w:t xml:space="preserve">–</w:t>
+            </w:r>
+          </w:p>
+        </w:tc>
+        <w:tc>
+          <w:tcPr>
+            <w:tcW w:type="pct" w:w="8.666666666666666%"/>
+            <w:shd w:fill="F1F5F9" w:color="auto" w:val="clear"/>
+            <w:tcMar>
+              <w:top w:type="dxa" w:w="60"/>
+              <w:left w:type="dxa" w:w="80"/>
+              <w:bottom w:type="dxa" w:w="60"/>
+              <w:right w:type="dxa" w:w="80"/>
+            </w:tcMar>
+          </w:tcPr>
+          <w:p>
+            <w:pPr>
+              <w:jc w:val="center"/>
+            </w:pPr>
+            <w:r>
+              <w:rPr>
+                <w:rFonts w:ascii="Calibri" w:cs="Calibri" w:eastAsia="Calibri" w:hAnsi="Calibri"/>
+                <w:sz w:val="16"/>
+                <w:szCs w:val="16"/>
+              </w:rPr>
+              <w:t xml:space="preserve">–</w:t>
+            </w:r>
+          </w:p>
+        </w:tc>
+      </w:tr>
+      <w:tr>
+        <w:tc>
+          <w:tcPr>
+            <w:tcW w:type="pct" w:w="22%"/>
+            <w:shd w:fill="FFFFFF" w:color="auto" w:val="clear"/>
+            <w:tcMar>
+              <w:top w:type="dxa" w:w="60"/>
+              <w:left w:type="dxa" w:w="80"/>
+              <w:bottom w:type="dxa" w:w="60"/>
+              <w:right w:type="dxa" w:w="80"/>
+            </w:tcMar>
+          </w:tcPr>
+          <w:p>
+            <w:pPr>
+              <w:jc w:val="left"/>
+            </w:pPr>
+            <w:r>
+              <w:rPr>
+                <w:rFonts w:ascii="Calibri" w:cs="Calibri" w:eastAsia="Calibri" w:hAnsi="Calibri"/>
+                <w:sz w:val="16"/>
+                <w:szCs w:val="16"/>
+              </w:rPr>
+              <w:t xml:space="preserve">Audit Log</w:t>
+            </w:r>
+          </w:p>
+        </w:tc>
+        <w:tc>
+          <w:tcPr>
+            <w:tcW w:type="pct" w:w="8.666666666666666%"/>
+            <w:shd w:fill="FFFFFF" w:color="auto" w:val="clear"/>
+            <w:tcMar>
+              <w:top w:type="dxa" w:w="60"/>
+              <w:left w:type="dxa" w:w="80"/>
+              <w:bottom w:type="dxa" w:w="60"/>
+              <w:right w:type="dxa" w:w="80"/>
+            </w:tcMar>
+          </w:tcPr>
+          <w:p>
+            <w:pPr>
+              <w:jc w:val="center"/>
+            </w:pPr>
+            <w:r>
+              <w:rPr>
+                <w:rFonts w:ascii="Calibri" w:cs="Calibri" w:eastAsia="Calibri" w:hAnsi="Calibri"/>
+                <w:sz w:val="16"/>
+                <w:szCs w:val="16"/>
+              </w:rPr>
+              <w:t xml:space="preserve">–</w:t>
+            </w:r>
+          </w:p>
+        </w:tc>
+        <w:tc>
+          <w:tcPr>
+            <w:tcW w:type="pct" w:w="8.666666666666666%"/>
+            <w:shd w:fill="FFFFFF" w:color="auto" w:val="clear"/>
+            <w:tcMar>
+              <w:top w:type="dxa" w:w="60"/>
+              <w:left w:type="dxa" w:w="80"/>
+              <w:bottom w:type="dxa" w:w="60"/>
+              <w:right w:type="dxa" w:w="80"/>
+            </w:tcMar>
+          </w:tcPr>
+          <w:p>
+            <w:pPr>
+              <w:jc w:val="center"/>
+            </w:pPr>
+            <w:r>
+              <w:rPr>
+                <w:rFonts w:ascii="Calibri" w:cs="Calibri" w:eastAsia="Calibri" w:hAnsi="Calibri"/>
+                <w:sz w:val="16"/>
+                <w:szCs w:val="16"/>
+              </w:rPr>
+              <w:t xml:space="preserve">–</w:t>
+            </w:r>
+          </w:p>
+        </w:tc>
+        <w:tc>
+          <w:tcPr>
+            <w:tcW w:type="pct" w:w="8.666666666666666%"/>
+            <w:shd w:fill="FFFFFF" w:color="auto" w:val="clear"/>
+            <w:tcMar>
+              <w:top w:type="dxa" w:w="60"/>
+              <w:left w:type="dxa" w:w="80"/>
+              <w:bottom w:type="dxa" w:w="60"/>
+              <w:right w:type="dxa" w:w="80"/>
+            </w:tcMar>
+          </w:tcPr>
+          <w:p>
+            <w:pPr>
+              <w:jc w:val="center"/>
+            </w:pPr>
+            <w:r>
+              <w:rPr>
+                <w:rFonts w:ascii="Calibri" w:cs="Calibri" w:eastAsia="Calibri" w:hAnsi="Calibri"/>
+                <w:sz w:val="16"/>
+                <w:szCs w:val="16"/>
+              </w:rPr>
+              <w:t xml:space="preserve">–</w:t>
+            </w:r>
+          </w:p>
+        </w:tc>
+        <w:tc>
+          <w:tcPr>
+            <w:tcW w:type="pct" w:w="8.666666666666666%"/>
+            <w:shd w:fill="FFFFFF" w:color="auto" w:val="clear"/>
+            <w:tcMar>
+              <w:top w:type="dxa" w:w="60"/>
+              <w:left w:type="dxa" w:w="80"/>
+              <w:bottom w:type="dxa" w:w="60"/>
+              <w:right w:type="dxa" w:w="80"/>
+            </w:tcMar>
+          </w:tcPr>
+          <w:p>
+            <w:pPr>
+              <w:jc w:val="center"/>
+            </w:pPr>
+            <w:r>
+              <w:rPr>
+                <w:rFonts w:ascii="Calibri" w:cs="Calibri" w:eastAsia="Calibri" w:hAnsi="Calibri"/>
+                <w:sz w:val="16"/>
+                <w:szCs w:val="16"/>
+              </w:rPr>
+              <w:t xml:space="preserve">–</w:t>
+            </w:r>
+          </w:p>
+        </w:tc>
+        <w:tc>
+          <w:tcPr>
+            <w:tcW w:type="pct" w:w="8.666666666666666%"/>
+            <w:shd w:fill="FFFFFF" w:color="auto" w:val="clear"/>
+            <w:tcMar>
+              <w:top w:type="dxa" w:w="60"/>
+              <w:left w:type="dxa" w:w="80"/>
+              <w:bottom w:type="dxa" w:w="60"/>
+              <w:right w:type="dxa" w:w="80"/>
+            </w:tcMar>
+          </w:tcPr>
+          <w:p>
+            <w:pPr>
+              <w:jc w:val="center"/>
+            </w:pPr>
+            <w:r>
+              <w:rPr>
+                <w:rFonts w:ascii="Calibri" w:cs="Calibri" w:eastAsia="Calibri" w:hAnsi="Calibri"/>
+                <w:sz w:val="16"/>
+                <w:szCs w:val="16"/>
+              </w:rPr>
+              <w:t xml:space="preserve">–</w:t>
+            </w:r>
+          </w:p>
+        </w:tc>
+        <w:tc>
+          <w:tcPr>
+            <w:tcW w:type="pct" w:w="8.666666666666666%"/>
+            <w:shd w:fill="FFFFFF" w:color="auto" w:val="clear"/>
+            <w:tcMar>
+              <w:top w:type="dxa" w:w="60"/>
+              <w:left w:type="dxa" w:w="80"/>
+              <w:bottom w:type="dxa" w:w="60"/>
+              <w:right w:type="dxa" w:w="80"/>
+            </w:tcMar>
+          </w:tcPr>
+          <w:p>
+            <w:pPr>
+              <w:jc w:val="center"/>
+            </w:pPr>
+            <w:r>
+              <w:rPr>
+                <w:rFonts w:ascii="Calibri" w:cs="Calibri" w:eastAsia="Calibri" w:hAnsi="Calibri"/>
+                <w:sz w:val="16"/>
+                <w:szCs w:val="16"/>
+              </w:rPr>
+              <w:t xml:space="preserve">–</w:t>
+            </w:r>
+          </w:p>
+        </w:tc>
+        <w:tc>
+          <w:tcPr>
+            <w:tcW w:type="pct" w:w="8.666666666666666%"/>
+            <w:shd w:fill="FFFFFF" w:color="auto" w:val="clear"/>
+            <w:tcMar>
+              <w:top w:type="dxa" w:w="60"/>
+              <w:left w:type="dxa" w:w="80"/>
+              <w:bottom w:type="dxa" w:w="60"/>
+              <w:right w:type="dxa" w:w="80"/>
+            </w:tcMar>
+          </w:tcPr>
+          <w:p>
+            <w:pPr>
+              <w:jc w:val="center"/>
+            </w:pPr>
+            <w:r>
+              <w:rPr>
+                <w:rFonts w:ascii="Calibri" w:cs="Calibri" w:eastAsia="Calibri" w:hAnsi="Calibri"/>
+                <w:sz w:val="16"/>
+                <w:szCs w:val="16"/>
+              </w:rPr>
+              <w:t xml:space="preserve">–</w:t>
+            </w:r>
+          </w:p>
+        </w:tc>
+        <w:tc>
+          <w:tcPr>
+            <w:tcW w:type="pct" w:w="8.666666666666666%"/>
+            <w:shd w:fill="FFFFFF" w:color="auto" w:val="clear"/>
+            <w:tcMar>
+              <w:top w:type="dxa" w:w="60"/>
+              <w:left w:type="dxa" w:w="80"/>
+              <w:bottom w:type="dxa" w:w="60"/>
+              <w:right w:type="dxa" w:w="80"/>
+            </w:tcMar>
+          </w:tcPr>
+          <w:p>
+            <w:pPr>
+              <w:jc w:val="center"/>
+            </w:pPr>
+            <w:r>
+              <w:rPr>
+                <w:rFonts w:ascii="Calibri" w:cs="Calibri" w:eastAsia="Calibri" w:hAnsi="Calibri"/>
+                <w:sz w:val="16"/>
+                <w:szCs w:val="16"/>
+              </w:rPr>
+              <w:t xml:space="preserve">–</w:t>
+            </w:r>
+          </w:p>
+        </w:tc>
+        <w:tc>
+          <w:tcPr>
+            <w:tcW w:type="pct" w:w="8.666666666666666%"/>
+            <w:shd w:fill="FFFFFF" w:color="auto" w:val="clear"/>
+            <w:tcMar>
+              <w:top w:type="dxa" w:w="60"/>
+              <w:left w:type="dxa" w:w="80"/>
+              <w:bottom w:type="dxa" w:w="60"/>
+              <w:right w:type="dxa" w:w="80"/>
+            </w:tcMar>
+          </w:tcPr>
+          <w:p>
+            <w:pPr>
+              <w:jc w:val="center"/>
+            </w:pPr>
+            <w:r>
+              <w:rPr>
+                <w:rFonts w:ascii="Calibri" w:cs="Calibri" w:eastAsia="Calibri" w:hAnsi="Calibri"/>
+                <w:sz w:val="16"/>
+                <w:szCs w:val="16"/>
+              </w:rPr>
+              <w:t xml:space="preserve">✓</w:t>
+            </w:r>
+          </w:p>
+        </w:tc>
+      </w:tr>
+      <w:tr>
+        <w:tc>
+          <w:tcPr>
+            <w:tcW w:type="pct" w:w="22%"/>
+            <w:shd w:fill="F1F5F9" w:color="auto" w:val="clear"/>
+            <w:tcMar>
+              <w:top w:type="dxa" w:w="60"/>
+              <w:left w:type="dxa" w:w="80"/>
+              <w:bottom w:type="dxa" w:w="60"/>
+              <w:right w:type="dxa" w:w="80"/>
+            </w:tcMar>
+          </w:tcPr>
+          <w:p>
+            <w:pPr>
+              <w:jc w:val="left"/>
+            </w:pPr>
+            <w:r>
+              <w:rPr>
+                <w:rFonts w:ascii="Calibri" w:cs="Calibri" w:eastAsia="Calibri" w:hAnsi="Calibri"/>
+                <w:sz w:val="16"/>
+                <w:szCs w:val="16"/>
+              </w:rPr>
+              <w:t xml:space="preserve">Settings</w:t>
+            </w:r>
+          </w:p>
+        </w:tc>
+        <w:tc>
+          <w:tcPr>
+            <w:tcW w:type="pct" w:w="8.666666666666666%"/>
+            <w:shd w:fill="F1F5F9" w:color="auto" w:val="clear"/>
+            <w:tcMar>
+              <w:top w:type="dxa" w:w="60"/>
+              <w:left w:type="dxa" w:w="80"/>
+              <w:bottom w:type="dxa" w:w="60"/>
+              <w:right w:type="dxa" w:w="80"/>
+            </w:tcMar>
+          </w:tcPr>
+          <w:p>
+            <w:pPr>
+              <w:jc w:val="center"/>
+            </w:pPr>
+            <w:r>
+              <w:rPr>
+                <w:rFonts w:ascii="Calibri" w:cs="Calibri" w:eastAsia="Calibri" w:hAnsi="Calibri"/>
+                <w:sz w:val="16"/>
+                <w:szCs w:val="16"/>
+              </w:rPr>
+              <w:t xml:space="preserve">✓</w:t>
+            </w:r>
+          </w:p>
+        </w:tc>
+        <w:tc>
+          <w:tcPr>
+            <w:tcW w:type="pct" w:w="8.666666666666666%"/>
+            <w:shd w:fill="F1F5F9" w:color="auto" w:val="clear"/>
+            <w:tcMar>
+              <w:top w:type="dxa" w:w="60"/>
+              <w:left w:type="dxa" w:w="80"/>
+              <w:bottom w:type="dxa" w:w="60"/>
+              <w:right w:type="dxa" w:w="80"/>
+            </w:tcMar>
+          </w:tcPr>
+          <w:p>
+            <w:pPr>
+              <w:jc w:val="center"/>
+            </w:pPr>
+            <w:r>
+              <w:rPr>
+                <w:rFonts w:ascii="Calibri" w:cs="Calibri" w:eastAsia="Calibri" w:hAnsi="Calibri"/>
+                <w:sz w:val="16"/>
+                <w:szCs w:val="16"/>
+              </w:rPr>
+              <w:t xml:space="preserve">✓</w:t>
+            </w:r>
+          </w:p>
+        </w:tc>
+        <w:tc>
+          <w:tcPr>
+            <w:tcW w:type="pct" w:w="8.666666666666666%"/>
+            <w:shd w:fill="F1F5F9" w:color="auto" w:val="clear"/>
+            <w:tcMar>
+              <w:top w:type="dxa" w:w="60"/>
+              <w:left w:type="dxa" w:w="80"/>
+              <w:bottom w:type="dxa" w:w="60"/>
+              <w:right w:type="dxa" w:w="80"/>
+            </w:tcMar>
+          </w:tcPr>
+          <w:p>
+            <w:pPr>
+              <w:jc w:val="center"/>
+            </w:pPr>
+            <w:r>
+              <w:rPr>
+                <w:rFonts w:ascii="Calibri" w:cs="Calibri" w:eastAsia="Calibri" w:hAnsi="Calibri"/>
+                <w:sz w:val="16"/>
+                <w:szCs w:val="16"/>
+              </w:rPr>
+              <w:t xml:space="preserve">✓</w:t>
+            </w:r>
+          </w:p>
+        </w:tc>
+        <w:tc>
+          <w:tcPr>
+            <w:tcW w:type="pct" w:w="8.666666666666666%"/>
+            <w:shd w:fill="F1F5F9" w:color="auto" w:val="clear"/>
+            <w:tcMar>
+              <w:top w:type="dxa" w:w="60"/>
+              <w:left w:type="dxa" w:w="80"/>
+              <w:bottom w:type="dxa" w:w="60"/>
+              <w:right w:type="dxa" w:w="80"/>
+            </w:tcMar>
+          </w:tcPr>
+          <w:p>
+            <w:pPr>
+              <w:jc w:val="center"/>
+            </w:pPr>
+            <w:r>
+              <w:rPr>
+                <w:rFonts w:ascii="Calibri" w:cs="Calibri" w:eastAsia="Calibri" w:hAnsi="Calibri"/>
+                <w:sz w:val="16"/>
+                <w:szCs w:val="16"/>
+              </w:rPr>
+              <w:t xml:space="preserve">✓</w:t>
+            </w:r>
+          </w:p>
+        </w:tc>
+        <w:tc>
+          <w:tcPr>
+            <w:tcW w:type="pct" w:w="8.666666666666666%"/>
+            <w:shd w:fill="F1F5F9" w:color="auto" w:val="clear"/>
+            <w:tcMar>
+              <w:top w:type="dxa" w:w="60"/>
+              <w:left w:type="dxa" w:w="80"/>
+              <w:bottom w:type="dxa" w:w="60"/>
+              <w:right w:type="dxa" w:w="80"/>
+            </w:tcMar>
+          </w:tcPr>
+          <w:p>
+            <w:pPr>
+              <w:jc w:val="center"/>
+            </w:pPr>
+            <w:r>
+              <w:rPr>
+                <w:rFonts w:ascii="Calibri" w:cs="Calibri" w:eastAsia="Calibri" w:hAnsi="Calibri"/>
+                <w:sz w:val="16"/>
+                <w:szCs w:val="16"/>
+              </w:rPr>
+              <w:t xml:space="preserve">✓</w:t>
+            </w:r>
+          </w:p>
+        </w:tc>
+        <w:tc>
+          <w:tcPr>
+            <w:tcW w:type="pct" w:w="8.666666666666666%"/>
+            <w:shd w:fill="F1F5F9" w:color="auto" w:val="clear"/>
+            <w:tcMar>
+              <w:top w:type="dxa" w:w="60"/>
+              <w:left w:type="dxa" w:w="80"/>
+              <w:bottom w:type="dxa" w:w="60"/>
+              <w:right w:type="dxa" w:w="80"/>
+            </w:tcMar>
+          </w:tcPr>
+          <w:p>
+            <w:pPr>
+              <w:jc w:val="center"/>
+            </w:pPr>
+            <w:r>
+              <w:rPr>
+                <w:rFonts w:ascii="Calibri" w:cs="Calibri" w:eastAsia="Calibri" w:hAnsi="Calibri"/>
+                <w:sz w:val="16"/>
+                <w:szCs w:val="16"/>
+              </w:rPr>
+              <w:t xml:space="preserve">✓</w:t>
+            </w:r>
+          </w:p>
+        </w:tc>
+        <w:tc>
+          <w:tcPr>
+            <w:tcW w:type="pct" w:w="8.666666666666666%"/>
+            <w:shd w:fill="F1F5F9" w:color="auto" w:val="clear"/>
+            <w:tcMar>
+              <w:top w:type="dxa" w:w="60"/>
+              <w:left w:type="dxa" w:w="80"/>
+              <w:bottom w:type="dxa" w:w="60"/>
+              <w:right w:type="dxa" w:w="80"/>
+            </w:tcMar>
+          </w:tcPr>
+          <w:p>
+            <w:pPr>
+              <w:jc w:val="center"/>
+            </w:pPr>
+            <w:r>
+              <w:rPr>
+                <w:rFonts w:ascii="Calibri" w:cs="Calibri" w:eastAsia="Calibri" w:hAnsi="Calibri"/>
+                <w:sz w:val="16"/>
+                <w:szCs w:val="16"/>
+              </w:rPr>
+              <w:t xml:space="preserve">✓</w:t>
+            </w:r>
+          </w:p>
+        </w:tc>
+        <w:tc>
+          <w:tcPr>
+            <w:tcW w:type="pct" w:w="8.666666666666666%"/>
+            <w:shd w:fill="F1F5F9" w:color="auto" w:val="clear"/>
+            <w:tcMar>
+              <w:top w:type="dxa" w:w="60"/>
+              <w:left w:type="dxa" w:w="80"/>
+              <w:bottom w:type="dxa" w:w="60"/>
+              <w:right w:type="dxa" w:w="80"/>
+            </w:tcMar>
+          </w:tcPr>
+          <w:p>
+            <w:pPr>
+              <w:jc w:val="center"/>
+            </w:pPr>
+            <w:r>
+              <w:rPr>
+                <w:rFonts w:ascii="Calibri" w:cs="Calibri" w:eastAsia="Calibri" w:hAnsi="Calibri"/>
+                <w:sz w:val="16"/>
+                <w:szCs w:val="16"/>
+              </w:rPr>
+              <w:t xml:space="preserve">✓</w:t>
+            </w:r>
+          </w:p>
+        </w:tc>
+        <w:tc>
+          <w:tcPr>
+            <w:tcW w:type="pct" w:w="8.666666666666666%"/>
+            <w:shd w:fill="F1F5F9" w:color="auto" w:val="clear"/>
+            <w:tcMar>
+              <w:top w:type="dxa" w:w="60"/>
+              <w:left w:type="dxa" w:w="80"/>
+              <w:bottom w:type="dxa" w:w="60"/>
+              <w:right w:type="dxa" w:w="80"/>
+            </w:tcMar>
+          </w:tcPr>
+          <w:p>
+            <w:pPr>
+              <w:jc w:val="center"/>
+            </w:pPr>
+            <w:r>
+              <w:rPr>
+                <w:rFonts w:ascii="Calibri" w:cs="Calibri" w:eastAsia="Calibri" w:hAnsi="Calibri"/>
+                <w:sz w:val="16"/>
+                <w:szCs w:val="16"/>
+              </w:rPr>
+              <w:t xml:space="preserve">✓</w:t>
+            </w:r>
+          </w:p>
+        </w:tc>
+      </w:tr>
+      <w:tr>
+        <w:tc>
+          <w:tcPr>
+            <w:tcW w:type="pct" w:w="22%"/>
+            <w:shd w:fill="FFFFFF" w:color="auto" w:val="clear"/>
+            <w:tcMar>
+              <w:top w:type="dxa" w:w="60"/>
+              <w:left w:type="dxa" w:w="80"/>
+              <w:bottom w:type="dxa" w:w="60"/>
+              <w:right w:type="dxa" w:w="80"/>
+            </w:tcMar>
+          </w:tcPr>
+          <w:p>
+            <w:pPr>
+              <w:jc w:val="left"/>
+            </w:pPr>
+            <w:r>
+              <w:rPr>
+                <w:rFonts w:ascii="Calibri" w:cs="Calibri" w:eastAsia="Calibri" w:hAnsi="Calibri"/>
+                <w:sz w:val="16"/>
+                <w:szCs w:val="16"/>
+              </w:rPr>
               <w:t xml:space="preserve">Logout</w:t>
             </w:r>
           </w:p>
@@ -14910,7 +15888,7 @@
         <w:tc>
           <w:tcPr>
             <w:tcW w:type="pct" w:w="8.666666666666666%"/>
-            <w:shd w:fill="F1F5F9" w:color="auto" w:val="clear"/>
+            <w:shd w:fill="FFFFFF" w:color="auto" w:val="clear"/>
             <w:tcMar>
               <w:top w:type="dxa" w:w="60"/>
               <w:left w:type="dxa" w:w="80"/>
@@ -14935,7 +15913,7 @@
         <w:tc>
           <w:tcPr>
             <w:tcW w:type="pct" w:w="8.666666666666666%"/>
-            <w:shd w:fill="F1F5F9" w:color="auto" w:val="clear"/>
+            <w:shd w:fill="FFFFFF" w:color="auto" w:val="clear"/>
             <w:tcMar>
               <w:top w:type="dxa" w:w="60"/>
               <w:left w:type="dxa" w:w="80"/>
@@ -14960,7 +15938,7 @@
         <w:tc>
           <w:tcPr>
             <w:tcW w:type="pct" w:w="8.666666666666666%"/>
-            <w:shd w:fill="F1F5F9" w:color="auto" w:val="clear"/>
+            <w:shd w:fill="FFFFFF" w:color="auto" w:val="clear"/>
             <w:tcMar>
               <w:top w:type="dxa" w:w="60"/>
               <w:left w:type="dxa" w:w="80"/>
@@ -14985,7 +15963,7 @@
         <w:tc>
           <w:tcPr>
             <w:tcW w:type="pct" w:w="8.666666666666666%"/>
-            <w:shd w:fill="F1F5F9" w:color="auto" w:val="clear"/>
+            <w:shd w:fill="FFFFFF" w:color="auto" w:val="clear"/>
             <w:tcMar>
               <w:top w:type="dxa" w:w="60"/>
               <w:left w:type="dxa" w:w="80"/>
@@ -15010,7 +15988,7 @@
         <w:tc>
           <w:tcPr>
             <w:tcW w:type="pct" w:w="8.666666666666666%"/>
-            <w:shd w:fill="F1F5F9" w:color="auto" w:val="clear"/>
+            <w:shd w:fill="FFFFFF" w:color="auto" w:val="clear"/>
             <w:tcMar>
               <w:top w:type="dxa" w:w="60"/>
               <w:left w:type="dxa" w:w="80"/>
@@ -15035,7 +16013,7 @@
         <w:tc>
           <w:tcPr>
             <w:tcW w:type="pct" w:w="8.666666666666666%"/>
-            <w:shd w:fill="F1F5F9" w:color="auto" w:val="clear"/>
+            <w:shd w:fill="FFFFFF" w:color="auto" w:val="clear"/>
             <w:tcMar>
               <w:top w:type="dxa" w:w="60"/>
               <w:left w:type="dxa" w:w="80"/>
@@ -15060,7 +16038,7 @@
         <w:tc>
           <w:tcPr>
             <w:tcW w:type="pct" w:w="8.666666666666666%"/>
-            <w:shd w:fill="F1F5F9" w:color="auto" w:val="clear"/>
+            <w:shd w:fill="FFFFFF" w:color="auto" w:val="clear"/>
             <w:tcMar>
               <w:top w:type="dxa" w:w="60"/>
               <w:left w:type="dxa" w:w="80"/>
@@ -15085,7 +16063,7 @@
         <w:tc>
           <w:tcPr>
             <w:tcW w:type="pct" w:w="8.666666666666666%"/>
-            <w:shd w:fill="F1F5F9" w:color="auto" w:val="clear"/>
+            <w:shd w:fill="FFFFFF" w:color="auto" w:val="clear"/>
             <w:tcMar>
               <w:top w:type="dxa" w:w="60"/>
               <w:left w:type="dxa" w:w="80"/>
@@ -15110,7 +16088,7 @@
         <w:tc>
           <w:tcPr>
             <w:tcW w:type="pct" w:w="8.666666666666666%"/>
-            <w:shd w:fill="F1F5F9" w:color="auto" w:val="clear"/>
+            <w:shd w:fill="FFFFFF" w:color="auto" w:val="clear"/>
             <w:tcMar>
               <w:top w:type="dxa" w:w="60"/>
               <w:left w:type="dxa" w:w="80"/>
